--- a/Doku_Allgemeines/Beschreibung Interface + Module.docx
+++ b/Doku_Allgemeines/Beschreibung Interface + Module.docx
@@ -2358,15 +2358,7 @@
         <w:t>Interfaces</w:t>
       </w:r>
       <w:r>
-        <w:t xml:space="preserve"> </w:t>
-      </w:r>
-      <w:proofErr w:type="spellStart"/>
-      <w:r>
-        <w:t>Recieve</w:t>
-      </w:r>
-      <w:proofErr w:type="spellEnd"/>
-      <w:r>
-        <w:t xml:space="preserve"> (was muss ich vom Server senden)</w:t>
+        <w:t xml:space="preserve"> Recieve (was muss ich vom Server senden)</w:t>
       </w:r>
       <w:bookmarkEnd w:id="0"/>
     </w:p>
@@ -2419,14 +2411,7 @@
       </w:r>
       <w:r>
         <w:tab/>
-      </w:r>
-      <w:proofErr w:type="spellStart"/>
-      <w:r>
-        <w:t>Infacotbefehl</w:t>
-      </w:r>
-      <w:proofErr w:type="spellEnd"/>
-      <w:r>
-        <w:t xml:space="preserve"> NEC (</w:t>
+        <w:t>Infacotbefehl NEC (</w:t>
       </w:r>
       <w:r>
         <w:rPr>
@@ -2444,7 +2429,6 @@
       <w:r>
         <w:tab/>
       </w:r>
-      <w:proofErr w:type="spellStart"/>
       <w:r>
         <w:rPr>
           <w:b/>
@@ -2454,7 +2438,6 @@
       <w:r>
         <w:t>anSettingssetzen</w:t>
       </w:r>
-      <w:proofErr w:type="spellEnd"/>
       <w:r>
         <w:br/>
         <w:t>E</w:t>
@@ -2477,11 +2460,7 @@
       </w:r>
       <w:r>
         <w:tab/>
-        <w:t xml:space="preserve">Ausgänge </w:t>
-      </w:r>
-      <w:proofErr w:type="spellStart"/>
-      <w:r>
-        <w:t>T</w:t>
+        <w:t>Ausgänge T</w:t>
       </w:r>
       <w:r>
         <w:t>o</w:t>
@@ -2495,7 +2474,6 @@
       <w:r>
         <w:t>glen</w:t>
       </w:r>
-      <w:proofErr w:type="spellEnd"/>
       <w:r>
         <w:br/>
         <w:t>I</w:t>
@@ -2530,15 +2508,7 @@
         <w:t>L</w:t>
       </w:r>
       <w:r>
-        <w:t xml:space="preserve">icht (WS2812 </w:t>
-      </w:r>
-      <w:proofErr w:type="spellStart"/>
-      <w:r>
-        <w:t>LED’s</w:t>
-      </w:r>
-      <w:proofErr w:type="spellEnd"/>
-      <w:r>
-        <w:t>)</w:t>
+        <w:t>icht (WS2812 LED’s)</w:t>
       </w:r>
       <w:r>
         <w:br/>
@@ -2548,7 +2518,6 @@
         <w:tab/>
         <w:t>Ausgänge (</w:t>
       </w:r>
-      <w:proofErr w:type="spellStart"/>
       <w:r>
         <w:rPr>
           <w:b/>
@@ -2556,11 +2525,7 @@
         <w:t>T</w:t>
       </w:r>
       <w:r>
-        <w:t>imer</w:t>
-      </w:r>
-      <w:proofErr w:type="spellEnd"/>
-      <w:r>
-        <w:t>)</w:t>
+        <w:t>imer)</w:t>
       </w:r>
       <w:r>
         <w:br/>
@@ -2584,9 +2549,6 @@
       </w:r>
       <w:r>
         <w:tab/>
-      </w:r>
-      <w:proofErr w:type="spellStart"/>
-      <w:r>
         <w:t>Ver</w:t>
       </w:r>
       <w:r>
@@ -2599,7 +2561,6 @@
       <w:r>
         <w:t>ion</w:t>
       </w:r>
-      <w:proofErr w:type="spellEnd"/>
       <w:r>
         <w:br/>
         <w:t>M</w:t>
@@ -2624,9 +2585,6 @@
       </w:r>
       <w:r>
         <w:tab/>
-      </w:r>
-      <w:proofErr w:type="spellStart"/>
-      <w:r>
         <w:t>Matri</w:t>
       </w:r>
       <w:r>
@@ -2635,7 +2593,6 @@
         </w:rPr>
         <w:t>X</w:t>
       </w:r>
-      <w:proofErr w:type="spellEnd"/>
       <w:r>
         <w:t xml:space="preserve"> </w:t>
       </w:r>
@@ -2648,12 +2605,10 @@
         <w:pStyle w:val="berschrift2"/>
       </w:pPr>
       <w:bookmarkStart w:id="2" w:name="_Toc121922075"/>
-      <w:proofErr w:type="spellStart"/>
       <w:r>
         <w:t>Watchdog</w:t>
       </w:r>
       <w:bookmarkEnd w:id="2"/>
-      <w:proofErr w:type="spellEnd"/>
     </w:p>
     <w:p>
       <w:r>
@@ -2666,41 +2621,17 @@
         <w:t>WTD</w:t>
       </w:r>
       <w:r>
-        <w:t xml:space="preserve">“ schicken, sonst </w:t>
-      </w:r>
-      <w:proofErr w:type="spellStart"/>
-      <w:r>
-        <w:t>resetet</w:t>
-      </w:r>
-      <w:proofErr w:type="spellEnd"/>
-      <w:r>
-        <w:t xml:space="preserve"> sich der Controller selbst</w:t>
-      </w:r>
-    </w:p>
-    <w:p>
-      <w:r>
-        <w:t>(</w:t>
-      </w:r>
-      <w:proofErr w:type="spellStart"/>
-      <w:r>
-        <w:t>SenMes</w:t>
-      </w:r>
-      <w:proofErr w:type="spellEnd"/>
-      <w:r>
-        <w:t>: R in Topic: /Flur/ALLERT)</w:t>
-      </w:r>
-    </w:p>
-    <w:p>
-      <w:r>
-        <w:t xml:space="preserve">RES schicken </w:t>
-      </w:r>
-      <w:proofErr w:type="spellStart"/>
-      <w:r>
-        <w:t>resetet</w:t>
-      </w:r>
-      <w:proofErr w:type="spellEnd"/>
-      <w:r>
-        <w:t xml:space="preserve"> den Controller von Hand</w:t>
+        <w:t>“ schicken, sonst resetet sich der Controller selbst</w:t>
+      </w:r>
+    </w:p>
+    <w:p>
+      <w:r>
+        <w:t>(SenMes: R in Topic: /Flur/ALLERT)</w:t>
+      </w:r>
+    </w:p>
+    <w:p>
+      <w:r>
+        <w:t>RES schicken resetet den Controller von Hand</w:t>
       </w:r>
       <w:r>
         <w:t xml:space="preserve">   </w:t>
@@ -2709,13 +2640,8 @@
         <w:br/>
         <w:t>(</w:t>
       </w:r>
-      <w:proofErr w:type="spellStart"/>
-      <w:r>
-        <w:t>SenMes</w:t>
-      </w:r>
-      <w:proofErr w:type="spellEnd"/>
-      <w:r>
-        <w:t>: S in Topic: /Flur/ALLERT</w:t>
+      <w:r>
+        <w:t>SenMes: S in Topic: /Flur/ALLERT</w:t>
       </w:r>
       <w:r>
         <w:t>)</w:t>
@@ -2725,11 +2651,9 @@
       <w:pPr>
         <w:pStyle w:val="berschrift2"/>
       </w:pPr>
-      <w:proofErr w:type="spellStart"/>
       <w:r>
         <w:t>OTAUpdater</w:t>
       </w:r>
-      <w:proofErr w:type="spellEnd"/>
     </w:p>
     <w:p>
       <w:r>
@@ -2739,15 +2663,7 @@
         <w:t>UPD</w:t>
       </w:r>
       <w:r>
-        <w:t xml:space="preserve">“ senden, Das Gerät baut eine WLAN-Verbindung auf, wenn alles gut geht, ansonsten </w:t>
-      </w:r>
-      <w:proofErr w:type="spellStart"/>
-      <w:r>
-        <w:t>Reset</w:t>
-      </w:r>
-      <w:proofErr w:type="spellEnd"/>
-      <w:r>
-        <w:t xml:space="preserve"> nach ein paar Sekunden</w:t>
+        <w:t>“ senden, Das Gerät baut eine WLAN-Verbindung auf, wenn alles gut geht, ansonsten Reset nach ein paar Sekunden</w:t>
       </w:r>
     </w:p>
     <w:p>
@@ -2757,15 +2673,7 @@
     </w:p>
     <w:p>
       <w:r>
-        <w:t>/</w:t>
-      </w:r>
-      <w:proofErr w:type="spellStart"/>
-      <w:r>
-        <w:t>Upd</w:t>
-      </w:r>
-      <w:proofErr w:type="spellEnd"/>
-      <w:r>
-        <w:t xml:space="preserve"> gesendet</w:t>
+        <w:t>/Upd gesendet</w:t>
       </w:r>
       <w:r>
         <w:br/>
@@ -2944,29 +2852,7 @@
                 <w:szCs w:val="20"/>
                 <w:lang w:eastAsia="de-DE"/>
               </w:rPr>
-              <w:t xml:space="preserve">T </w:t>
-            </w:r>
-            <w:proofErr w:type="spellStart"/>
-            <w:r>
-              <w:rPr>
-                <w:rFonts w:ascii="Arial" w:eastAsia="Times New Roman" w:hAnsi="Arial" w:cs="Arial"/>
-                <w:color w:val="000000"/>
-                <w:sz w:val="20"/>
-                <w:szCs w:val="20"/>
-                <w:lang w:eastAsia="de-DE"/>
-              </w:rPr>
-              <w:t>Timer</w:t>
-            </w:r>
-            <w:proofErr w:type="spellEnd"/>
-            <w:r>
-              <w:rPr>
-                <w:rFonts w:ascii="Arial" w:eastAsia="Times New Roman" w:hAnsi="Arial" w:cs="Arial"/>
-                <w:color w:val="000000"/>
-                <w:sz w:val="20"/>
-                <w:szCs w:val="20"/>
-                <w:lang w:eastAsia="de-DE"/>
-              </w:rPr>
-              <w:t xml:space="preserve"> an</w:t>
+              <w:t>T Timer an</w:t>
             </w:r>
           </w:p>
         </w:tc>
@@ -3268,20 +3154,8 @@
                 <w:szCs w:val="20"/>
                 <w:lang w:eastAsia="de-DE"/>
               </w:rPr>
-              <w:t xml:space="preserve"> </w:t>
-            </w:r>
-            <w:proofErr w:type="spellStart"/>
-            <w:r>
-              <w:rPr>
-                <w:rFonts w:ascii="Arial" w:eastAsia="Times New Roman" w:hAnsi="Arial" w:cs="Arial"/>
-                <w:bCs/>
-                <w:sz w:val="20"/>
-                <w:szCs w:val="20"/>
-                <w:lang w:eastAsia="de-DE"/>
-              </w:rPr>
-              <w:t>Toggle</w:t>
-            </w:r>
-            <w:proofErr w:type="spellEnd"/>
+              <w:t xml:space="preserve"> Toggle</w:t>
+            </w:r>
           </w:p>
         </w:tc>
         <w:tc>
@@ -3448,27 +3322,7 @@
                 <w:lang w:eastAsia="de-DE"/>
               </w:rPr>
               <w:lastRenderedPageBreak/>
-              <w:t xml:space="preserve">blau markiert --&gt; </w:t>
-            </w:r>
-            <w:proofErr w:type="spellStart"/>
-            <w:r>
-              <w:rPr>
-                <w:rFonts w:ascii="Arial" w:eastAsia="Times New Roman" w:hAnsi="Arial" w:cs="Arial"/>
-                <w:sz w:val="20"/>
-                <w:szCs w:val="20"/>
-                <w:lang w:eastAsia="de-DE"/>
-              </w:rPr>
-              <w:t>zeitdauer</w:t>
-            </w:r>
-            <w:proofErr w:type="spellEnd"/>
-            <w:r>
-              <w:rPr>
-                <w:rFonts w:ascii="Arial" w:eastAsia="Times New Roman" w:hAnsi="Arial" w:cs="Arial"/>
-                <w:sz w:val="20"/>
-                <w:szCs w:val="20"/>
-                <w:lang w:eastAsia="de-DE"/>
-              </w:rPr>
-              <w:t xml:space="preserve"> Zehntelsekunden</w:t>
+              <w:t>blau markiert --&gt; zeitdauer Zehntelsekunden</w:t>
             </w:r>
           </w:p>
         </w:tc>
@@ -3674,15 +3528,7 @@
     </w:p>
     <w:p>
       <w:r>
-        <w:t>Oder „</w:t>
-      </w:r>
-      <w:proofErr w:type="spellStart"/>
-      <w:r>
-        <w:t>Exx</w:t>
-      </w:r>
-      <w:proofErr w:type="spellEnd"/>
-      <w:r>
-        <w:t>“ frage einzelnen Eingang ab</w:t>
+        <w:t>Oder „Exx“ frage einzelnen Eingang ab</w:t>
       </w:r>
     </w:p>
     <w:p>
@@ -3716,15 +3562,7 @@
     </w:p>
     <w:p>
       <w:r>
-        <w:t xml:space="preserve">N = Nummer, derzeit einstellig, soll auf </w:t>
-      </w:r>
-      <w:proofErr w:type="spellStart"/>
-      <w:r>
-        <w:t>mehrstllig</w:t>
-      </w:r>
-      <w:proofErr w:type="spellEnd"/>
-      <w:r>
-        <w:t xml:space="preserve"> umgestellt werden</w:t>
+        <w:t>N = Nummer, derzeit einstellig, soll auf mehrstllig umgestellt werden</w:t>
       </w:r>
       <w:r>
         <w:br/>
@@ -3942,20 +3780,13 @@
       <w:bookmarkEnd w:id="7"/>
     </w:p>
     <w:p>
-      <w:proofErr w:type="spellStart"/>
       <w:r>
         <w:t>Cxxxxxx</w:t>
       </w:r>
-      <w:proofErr w:type="spellEnd"/>
-    </w:p>
-    <w:p>
-      <w:proofErr w:type="spellStart"/>
-      <w:r>
-        <w:t>Xxxx</w:t>
-      </w:r>
-      <w:proofErr w:type="spellEnd"/>
-      <w:r>
-        <w:t xml:space="preserve"> ist</w:t>
+    </w:p>
+    <w:p>
+      <w:r>
+        <w:t>Xxxx ist</w:t>
       </w:r>
       <w:r>
         <w:t xml:space="preserve"> NEC</w:t>
@@ -3978,7 +3809,6 @@
       <w:bookmarkEnd w:id="8"/>
     </w:p>
     <w:p>
-      <w:proofErr w:type="spellStart"/>
       <w:r>
         <w:t>V</w:t>
       </w:r>
@@ -3988,7 +3818,6 @@
       <w:r>
         <w:t>xx</w:t>
       </w:r>
-      <w:proofErr w:type="spellEnd"/>
     </w:p>
     <w:p>
       <w:r>
@@ -4073,19 +3902,15 @@
         <w:pStyle w:val="berschrift3"/>
       </w:pPr>
       <w:bookmarkStart w:id="11" w:name="_Toc121922084"/>
-      <w:proofErr w:type="spellStart"/>
       <w:r>
         <w:t>Warntext</w:t>
       </w:r>
       <w:bookmarkEnd w:id="11"/>
-      <w:proofErr w:type="spellEnd"/>
-    </w:p>
-    <w:p>
-      <w:proofErr w:type="spellStart"/>
+    </w:p>
+    <w:p>
       <w:r>
         <w:t>DWXitgendeinText</w:t>
       </w:r>
-      <w:proofErr w:type="spellEnd"/>
     </w:p>
     <w:p>
       <w:r>
@@ -4181,45 +4006,25 @@
         <w:pStyle w:val="berschrift3"/>
       </w:pPr>
       <w:bookmarkStart w:id="14" w:name="_Toc121922087"/>
-      <w:proofErr w:type="spellStart"/>
       <w:r>
         <w:t>AußenTemperatur</w:t>
       </w:r>
       <w:bookmarkEnd w:id="14"/>
-      <w:proofErr w:type="spellEnd"/>
-    </w:p>
-    <w:p>
-      <w:proofErr w:type="spellStart"/>
+    </w:p>
+    <w:p>
       <w:r>
         <w:t>DTcc.c</w:t>
       </w:r>
-      <w:proofErr w:type="spellEnd"/>
-    </w:p>
-    <w:p>
-      <w:r>
-        <w:t>+/-</w:t>
-      </w:r>
-      <w:proofErr w:type="spellStart"/>
-      <w:r>
-        <w:t>cc.c</w:t>
-      </w:r>
-      <w:proofErr w:type="spellEnd"/>
-      <w:r>
-        <w:t xml:space="preserve"> Achtung, siehe Code Fixe Länge </w:t>
+    </w:p>
+    <w:p>
+      <w:r>
+        <w:t xml:space="preserve">+/-cc.c Achtung, siehe Code Fixe Länge </w:t>
       </w:r>
       <w:r>
         <w:sym w:font="Wingdings" w:char="F0E0"/>
       </w:r>
       <w:r>
-        <w:t xml:space="preserve"> muss ich </w:t>
-      </w:r>
-      <w:proofErr w:type="spellStart"/>
-      <w:r>
-        <w:t>vll</w:t>
-      </w:r>
-      <w:proofErr w:type="spellEnd"/>
-      <w:r>
-        <w:t xml:space="preserve"> mal noch ändern </w:t>
+        <w:t xml:space="preserve"> muss ich vll mal noch ändern </w:t>
       </w:r>
     </w:p>
     <w:p>
@@ -4233,20 +4038,13 @@
       <w:bookmarkEnd w:id="15"/>
     </w:p>
     <w:p>
-      <w:proofErr w:type="spellStart"/>
       <w:r>
         <w:t>DLxx</w:t>
       </w:r>
-      <w:proofErr w:type="spellEnd"/>
-    </w:p>
-    <w:p>
-      <w:proofErr w:type="spellStart"/>
-      <w:r>
-        <w:t>Xx</w:t>
-      </w:r>
-      <w:proofErr w:type="spellEnd"/>
-      <w:r>
-        <w:t xml:space="preserve"> Lautstärke 0…100</w:t>
+    </w:p>
+    <w:p>
+      <w:r>
+        <w:t>Xx Lautstärke 0…100</w:t>
       </w:r>
     </w:p>
     <w:p>
@@ -4281,30 +4079,20 @@
       <w:bookmarkEnd w:id="17"/>
     </w:p>
     <w:p>
-      <w:proofErr w:type="spellStart"/>
       <w:r>
         <w:t>H</w:t>
       </w:r>
       <w:r>
-        <w:t>Sxx.xx</w:t>
-      </w:r>
-      <w:proofErr w:type="spellEnd"/>
-      <w:r>
-        <w:t xml:space="preserve">  setzt Solltemperatur</w:t>
-      </w:r>
-    </w:p>
-    <w:p>
-      <w:proofErr w:type="spellStart"/>
+        <w:t>Sxx.xx  setzt Solltemperatur</w:t>
+      </w:r>
+    </w:p>
+    <w:p>
       <w:r>
         <w:lastRenderedPageBreak/>
         <w:t>H</w:t>
       </w:r>
       <w:r>
-        <w:t>Sxx.xx</w:t>
-      </w:r>
-      <w:proofErr w:type="spellEnd"/>
-      <w:r>
-        <w:t xml:space="preserve"> setzt Solltemperatur und speichert ab</w:t>
+        <w:t>Sxx.xx setzt Solltemperatur und speichert ab</w:t>
       </w:r>
     </w:p>
     <w:p/>
@@ -4321,52 +4109,32 @@
     </w:p>
     <w:p/>
     <w:p>
-      <w:proofErr w:type="spellStart"/>
       <w:r>
         <w:t>H</w:t>
       </w:r>
       <w:r>
-        <w:t>Hxx.xx</w:t>
-      </w:r>
-      <w:proofErr w:type="spellEnd"/>
-      <w:r>
-        <w:t xml:space="preserve"> setzt Hysterese1 und speichert ab</w:t>
-      </w:r>
-    </w:p>
-    <w:p>
-      <w:proofErr w:type="spellStart"/>
+        <w:t>Hxx.xx setzt Hysterese1 und speichert ab</w:t>
+      </w:r>
+    </w:p>
+    <w:p>
       <w:r>
         <w:t>H</w:t>
       </w:r>
       <w:r>
-        <w:t>hxx.xx</w:t>
-      </w:r>
-      <w:proofErr w:type="spellEnd"/>
-      <w:r>
-        <w:t xml:space="preserve"> setzt Hysterese2 und speichert ab</w:t>
-      </w:r>
-    </w:p>
-    <w:p>
-      <w:proofErr w:type="spellStart"/>
+        <w:t>hxx.xx setzt Hysterese2 und speichert ab</w:t>
+      </w:r>
+    </w:p>
+    <w:p>
       <w:r>
         <w:t>H</w:t>
       </w:r>
       <w:r>
-        <w:t>Fx</w:t>
-      </w:r>
-      <w:proofErr w:type="spellEnd"/>
-      <w:r>
-        <w:t xml:space="preserve"> x=0/1 sagt der Heizung, dass Fenster offen ist</w:t>
-      </w:r>
-    </w:p>
-    <w:p>
-      <w:proofErr w:type="spellStart"/>
-      <w:r>
-        <w:t>HNxx.xx</w:t>
-      </w:r>
-      <w:proofErr w:type="spellEnd"/>
-      <w:r>
-        <w:t xml:space="preserve"> setzt Nachtabsenkungstemperatur (Absenkung der Solltemperatur, intern)</w:t>
+        <w:t>Fx x=0/1 sagt der Heizung, dass Fenster offen ist</w:t>
+      </w:r>
+    </w:p>
+    <w:p>
+      <w:r>
+        <w:t>HNxx.xx setzt Nachtabsenkungstemperatur (Absenkung der Solltemperatur, intern)</w:t>
       </w:r>
       <w:r>
         <w:t xml:space="preserve">  </w:t>
@@ -4401,14 +4169,12 @@
       <w:bookmarkEnd w:id="18"/>
     </w:p>
     <w:p>
-      <w:proofErr w:type="spellStart"/>
       <w:r>
         <w:t>P</w:t>
       </w:r>
       <w:r>
         <w:t>xxxxxxx</w:t>
       </w:r>
-      <w:proofErr w:type="spellEnd"/>
     </w:p>
     <w:p>
       <w:pPr>
@@ -4423,33 +4189,159 @@
     </w:p>
     <w:p/>
     <w:p>
-      <w:proofErr w:type="spellStart"/>
       <w:r>
         <w:t>Mdddggg</w:t>
       </w:r>
-      <w:proofErr w:type="spellEnd"/>
-    </w:p>
-    <w:p>
-      <w:proofErr w:type="spellStart"/>
-      <w:r>
-        <w:t>ddd</w:t>
-      </w:r>
-      <w:proofErr w:type="spellEnd"/>
-      <w:r>
-        <w:t xml:space="preserve"> 3 Stellen Interfacenummer (0-255) //könnte theoretisch bis 512 gehen, nicht getestet</w:t>
+    </w:p>
+    <w:p>
+      <w:r>
+        <w:t>ddd 3 Stellen Interfacenummer (0-255) //könnte theoretisch bis 512 gehen, nicht getestet</w:t>
       </w:r>
       <w:r>
         <w:br/>
         <w:t>ggg  3 Stellen Wert (0-255)</w:t>
       </w:r>
     </w:p>
+    <w:p>
+      <w:pPr>
+        <w:pStyle w:val="berschrift2"/>
+      </w:pPr>
+      <w:r>
+        <w:t>Matrix</w:t>
+      </w:r>
+    </w:p>
     <w:p/>
     <w:p>
+      <w:r>
+        <w:t>XM</w:t>
+      </w:r>
+      <w:r>
+        <w:t>HHH</w:t>
+      </w:r>
+      <w:r>
+        <w:t>AAAText</w:t>
+      </w:r>
+    </w:p>
+    <w:p>
+      <w:r>
+        <w:rPr>
+          <w:b/>
+        </w:rPr>
+        <w:t>M</w:t>
+      </w:r>
+      <w:r>
+        <w:t>: Modus</w:t>
+      </w:r>
+    </w:p>
+    <w:p>
+      <w:pPr>
+        <w:pStyle w:val="Listenabsatz"/>
+        <w:numPr>
+          <w:ilvl w:val="0"/>
+          <w:numId w:val="11"/>
+        </w:numPr>
+      </w:pPr>
+      <w:r>
+        <w:t xml:space="preserve">U  </w:t>
+      </w:r>
+      <w:r>
+        <w:sym w:font="Wingdings" w:char="F0E0"/>
+      </w:r>
+      <w:r>
+        <w:t xml:space="preserve"> Uhr</w:t>
+      </w:r>
+    </w:p>
+    <w:p>
+      <w:pPr>
+        <w:pStyle w:val="Listenabsatz"/>
+        <w:numPr>
+          <w:ilvl w:val="0"/>
+          <w:numId w:val="11"/>
+        </w:numPr>
+      </w:pPr>
+      <w:r>
+        <w:t xml:space="preserve">T </w:t>
+      </w:r>
+      <w:r>
+        <w:sym w:font="Wingdings" w:char="F0E0"/>
+      </w:r>
+      <w:r>
+        <w:t xml:space="preserve"> freier Text</w:t>
+      </w:r>
+      <w:r>
+        <w:t xml:space="preserve"> ,fix</w:t>
+      </w:r>
+    </w:p>
+    <w:p>
+      <w:pPr>
+        <w:pStyle w:val="Listenabsatz"/>
+        <w:numPr>
+          <w:ilvl w:val="0"/>
+          <w:numId w:val="11"/>
+        </w:numPr>
+      </w:pPr>
+      <w:r>
+        <w:t xml:space="preserve">D </w:t>
+      </w:r>
+      <w:r>
+        <w:sym w:font="Wingdings" w:char="F0E0"/>
+      </w:r>
+      <w:r>
+        <w:t xml:space="preserve"> durchlaufender Text</w:t>
+      </w:r>
+    </w:p>
+    <w:p>
+      <w:r>
+        <w:rPr>
+          <w:b/>
+        </w:rPr>
+        <w:t>AAA</w:t>
+      </w:r>
+      <w:r>
+        <w:t>: Anzahl, 3stellig für freien Text zum durchlaufe</w:t>
+      </w:r>
+    </w:p>
+    <w:p>
+      <w:r>
+        <w:rPr>
+          <w:b/>
+        </w:rPr>
+        <w:t>HHH</w:t>
+      </w:r>
+      <w:r>
+        <w:t>: Helligkeit 3 stellig 0 …255</w:t>
+      </w:r>
+    </w:p>
+    <w:p>
+      <w:pPr>
+        <w:rPr>
+          <w:b/>
+        </w:rPr>
+      </w:pPr>
+      <w:r>
+        <w:rPr>
+          <w:b/>
+        </w:rPr>
+        <w:t>Text</w:t>
+      </w:r>
+      <w:r>
+        <w:rPr>
+          <w:b/>
+        </w:rPr>
+        <w:t xml:space="preserve">: </w:t>
+      </w:r>
+      <w:r>
+        <w:t>freier Text, maximal 49 Zeichen</w:t>
+      </w:r>
+    </w:p>
+    <w:p/>
+    <w:p>
       <w:pPr>
         <w:pStyle w:val="berschrift1"/>
       </w:pPr>
       <w:bookmarkStart w:id="19" w:name="_Toc121922092"/>
       <w:r>
+        <w:lastRenderedPageBreak/>
         <w:t>Interfaces Send (was bekommt der Server</w:t>
       </w:r>
       <w:r>
@@ -4476,7 +4368,6 @@
           <w:highlight w:val="yellow"/>
         </w:rPr>
       </w:pPr>
-      <w:proofErr w:type="spellStart"/>
       <w:r>
         <w:t>gewähltesTopic</w:t>
       </w:r>
@@ -4486,7 +4377,6 @@
         </w:rPr>
         <w:t>AA</w:t>
       </w:r>
-      <w:proofErr w:type="spellEnd"/>
     </w:p>
     <w:p>
       <w:pPr>
@@ -4494,19 +4384,11 @@
           <w:color w:val="7030A0"/>
         </w:rPr>
       </w:pPr>
-      <w:proofErr w:type="spellStart"/>
       <w:r>
         <w:rPr>
           <w:color w:val="7030A0"/>
         </w:rPr>
-        <w:t>payload</w:t>
-      </w:r>
-      <w:proofErr w:type="spellEnd"/>
-      <w:r>
-        <w:rPr>
-          <w:color w:val="7030A0"/>
-        </w:rPr>
-        <w:t xml:space="preserve"> ist dann 0/1</w:t>
+        <w:t>payload ist dann 0/1</w:t>
       </w:r>
     </w:p>
     <w:p/>
@@ -4531,13 +4413,8 @@
           <w:highlight w:val="yellow"/>
         </w:rPr>
       </w:pPr>
-      <w:proofErr w:type="spellStart"/>
-      <w:r>
-        <w:t>gewähltesTopic</w:t>
-      </w:r>
-      <w:proofErr w:type="spellEnd"/>
-      <w:r>
-        <w:t>/</w:t>
+      <w:r>
+        <w:t>gewähltesTopic/</w:t>
       </w:r>
       <w:r>
         <w:rPr>
@@ -4556,7 +4433,6 @@
         <w:rPr>
           <w:noProof/>
         </w:rPr>
-        <w:lastRenderedPageBreak/>
         <w:drawing>
           <wp:inline distT="0" distB="0" distL="0" distR="0" wp14:anchorId="138B709D" wp14:editId="676BF958">
             <wp:extent cx="3533775" cy="1876425"/>
@@ -4641,12 +4517,10 @@
         <w:pStyle w:val="berschrift2"/>
       </w:pPr>
       <w:bookmarkStart w:id="22" w:name="_Toc121922095"/>
-      <w:proofErr w:type="spellStart"/>
       <w:r>
         <w:t>Onewire</w:t>
       </w:r>
       <w:bookmarkEnd w:id="22"/>
-      <w:proofErr w:type="spellEnd"/>
     </w:p>
     <w:p>
       <w:pPr>
@@ -4680,15 +4554,7 @@
     </w:p>
     <w:p>
       <w:r>
-        <w:t xml:space="preserve">Danach Temperatur,  als </w:t>
-      </w:r>
-      <w:proofErr w:type="spellStart"/>
-      <w:r>
-        <w:t>Float</w:t>
-      </w:r>
-      <w:proofErr w:type="spellEnd"/>
-      <w:r>
-        <w:t>!!!</w:t>
+        <w:t>Danach Temperatur,  als Float!!!</w:t>
       </w:r>
     </w:p>
     <w:p>
@@ -4712,6 +4578,7 @@
       </w:pPr>
       <w:bookmarkStart w:id="26" w:name="_Toc121922099"/>
       <w:r>
+        <w:lastRenderedPageBreak/>
         <w:t>Entfernung</w:t>
       </w:r>
       <w:bookmarkEnd w:id="26"/>
@@ -4842,6 +4709,232 @@
       <w:pPr>
         <w:ind w:left="1584" w:hanging="1584"/>
       </w:pPr>
+    </w:lvl>
+  </w:abstractNum>
+  <w:abstractNum w:abstractNumId="1" w15:restartNumberingAfterBreak="0">
+    <w:nsid w:val="32897B48"/>
+    <w:multiLevelType w:val="hybridMultilevel"/>
+    <w:tmpl w:val="B4965F1A"/>
+    <w:lvl w:ilvl="0" w:tplc="04070001">
+      <w:start w:val="1"/>
+      <w:numFmt w:val="bullet"/>
+      <w:lvlText w:val=""/>
+      <w:lvlJc w:val="left"/>
+      <w:pPr>
+        <w:ind w:left="720" w:hanging="360"/>
+      </w:pPr>
+      <w:rPr>
+        <w:rFonts w:ascii="Symbol" w:hAnsi="Symbol" w:hint="default"/>
+      </w:rPr>
+    </w:lvl>
+    <w:lvl w:ilvl="1" w:tplc="04070003" w:tentative="1">
+      <w:start w:val="1"/>
+      <w:numFmt w:val="bullet"/>
+      <w:lvlText w:val="o"/>
+      <w:lvlJc w:val="left"/>
+      <w:pPr>
+        <w:ind w:left="1440" w:hanging="360"/>
+      </w:pPr>
+      <w:rPr>
+        <w:rFonts w:ascii="Courier New" w:hAnsi="Courier New" w:cs="Courier New" w:hint="default"/>
+      </w:rPr>
+    </w:lvl>
+    <w:lvl w:ilvl="2" w:tplc="04070005" w:tentative="1">
+      <w:start w:val="1"/>
+      <w:numFmt w:val="bullet"/>
+      <w:lvlText w:val=""/>
+      <w:lvlJc w:val="left"/>
+      <w:pPr>
+        <w:ind w:left="2160" w:hanging="360"/>
+      </w:pPr>
+      <w:rPr>
+        <w:rFonts w:ascii="Wingdings" w:hAnsi="Wingdings" w:hint="default"/>
+      </w:rPr>
+    </w:lvl>
+    <w:lvl w:ilvl="3" w:tplc="04070001" w:tentative="1">
+      <w:start w:val="1"/>
+      <w:numFmt w:val="bullet"/>
+      <w:lvlText w:val=""/>
+      <w:lvlJc w:val="left"/>
+      <w:pPr>
+        <w:ind w:left="2880" w:hanging="360"/>
+      </w:pPr>
+      <w:rPr>
+        <w:rFonts w:ascii="Symbol" w:hAnsi="Symbol" w:hint="default"/>
+      </w:rPr>
+    </w:lvl>
+    <w:lvl w:ilvl="4" w:tplc="04070003" w:tentative="1">
+      <w:start w:val="1"/>
+      <w:numFmt w:val="bullet"/>
+      <w:lvlText w:val="o"/>
+      <w:lvlJc w:val="left"/>
+      <w:pPr>
+        <w:ind w:left="3600" w:hanging="360"/>
+      </w:pPr>
+      <w:rPr>
+        <w:rFonts w:ascii="Courier New" w:hAnsi="Courier New" w:cs="Courier New" w:hint="default"/>
+      </w:rPr>
+    </w:lvl>
+    <w:lvl w:ilvl="5" w:tplc="04070005" w:tentative="1">
+      <w:start w:val="1"/>
+      <w:numFmt w:val="bullet"/>
+      <w:lvlText w:val=""/>
+      <w:lvlJc w:val="left"/>
+      <w:pPr>
+        <w:ind w:left="4320" w:hanging="360"/>
+      </w:pPr>
+      <w:rPr>
+        <w:rFonts w:ascii="Wingdings" w:hAnsi="Wingdings" w:hint="default"/>
+      </w:rPr>
+    </w:lvl>
+    <w:lvl w:ilvl="6" w:tplc="04070001" w:tentative="1">
+      <w:start w:val="1"/>
+      <w:numFmt w:val="bullet"/>
+      <w:lvlText w:val=""/>
+      <w:lvlJc w:val="left"/>
+      <w:pPr>
+        <w:ind w:left="5040" w:hanging="360"/>
+      </w:pPr>
+      <w:rPr>
+        <w:rFonts w:ascii="Symbol" w:hAnsi="Symbol" w:hint="default"/>
+      </w:rPr>
+    </w:lvl>
+    <w:lvl w:ilvl="7" w:tplc="04070003" w:tentative="1">
+      <w:start w:val="1"/>
+      <w:numFmt w:val="bullet"/>
+      <w:lvlText w:val="o"/>
+      <w:lvlJc w:val="left"/>
+      <w:pPr>
+        <w:ind w:left="5760" w:hanging="360"/>
+      </w:pPr>
+      <w:rPr>
+        <w:rFonts w:ascii="Courier New" w:hAnsi="Courier New" w:cs="Courier New" w:hint="default"/>
+      </w:rPr>
+    </w:lvl>
+    <w:lvl w:ilvl="8" w:tplc="04070005" w:tentative="1">
+      <w:start w:val="1"/>
+      <w:numFmt w:val="bullet"/>
+      <w:lvlText w:val=""/>
+      <w:lvlJc w:val="left"/>
+      <w:pPr>
+        <w:ind w:left="6480" w:hanging="360"/>
+      </w:pPr>
+      <w:rPr>
+        <w:rFonts w:ascii="Wingdings" w:hAnsi="Wingdings" w:hint="default"/>
+      </w:rPr>
+    </w:lvl>
+  </w:abstractNum>
+  <w:abstractNum w:abstractNumId="2" w15:restartNumberingAfterBreak="0">
+    <w:nsid w:val="685A02C4"/>
+    <w:multiLevelType w:val="hybridMultilevel"/>
+    <w:tmpl w:val="86224AF6"/>
+    <w:lvl w:ilvl="0" w:tplc="04070001">
+      <w:start w:val="1"/>
+      <w:numFmt w:val="bullet"/>
+      <w:lvlText w:val=""/>
+      <w:lvlJc w:val="left"/>
+      <w:pPr>
+        <w:ind w:left="720" w:hanging="360"/>
+      </w:pPr>
+      <w:rPr>
+        <w:rFonts w:ascii="Symbol" w:hAnsi="Symbol" w:hint="default"/>
+      </w:rPr>
+    </w:lvl>
+    <w:lvl w:ilvl="1" w:tplc="04070003" w:tentative="1">
+      <w:start w:val="1"/>
+      <w:numFmt w:val="bullet"/>
+      <w:lvlText w:val="o"/>
+      <w:lvlJc w:val="left"/>
+      <w:pPr>
+        <w:ind w:left="1440" w:hanging="360"/>
+      </w:pPr>
+      <w:rPr>
+        <w:rFonts w:ascii="Courier New" w:hAnsi="Courier New" w:cs="Courier New" w:hint="default"/>
+      </w:rPr>
+    </w:lvl>
+    <w:lvl w:ilvl="2" w:tplc="04070005" w:tentative="1">
+      <w:start w:val="1"/>
+      <w:numFmt w:val="bullet"/>
+      <w:lvlText w:val=""/>
+      <w:lvlJc w:val="left"/>
+      <w:pPr>
+        <w:ind w:left="2160" w:hanging="360"/>
+      </w:pPr>
+      <w:rPr>
+        <w:rFonts w:ascii="Wingdings" w:hAnsi="Wingdings" w:hint="default"/>
+      </w:rPr>
+    </w:lvl>
+    <w:lvl w:ilvl="3" w:tplc="04070001" w:tentative="1">
+      <w:start w:val="1"/>
+      <w:numFmt w:val="bullet"/>
+      <w:lvlText w:val=""/>
+      <w:lvlJc w:val="left"/>
+      <w:pPr>
+        <w:ind w:left="2880" w:hanging="360"/>
+      </w:pPr>
+      <w:rPr>
+        <w:rFonts w:ascii="Symbol" w:hAnsi="Symbol" w:hint="default"/>
+      </w:rPr>
+    </w:lvl>
+    <w:lvl w:ilvl="4" w:tplc="04070003" w:tentative="1">
+      <w:start w:val="1"/>
+      <w:numFmt w:val="bullet"/>
+      <w:lvlText w:val="o"/>
+      <w:lvlJc w:val="left"/>
+      <w:pPr>
+        <w:ind w:left="3600" w:hanging="360"/>
+      </w:pPr>
+      <w:rPr>
+        <w:rFonts w:ascii="Courier New" w:hAnsi="Courier New" w:cs="Courier New" w:hint="default"/>
+      </w:rPr>
+    </w:lvl>
+    <w:lvl w:ilvl="5" w:tplc="04070005" w:tentative="1">
+      <w:start w:val="1"/>
+      <w:numFmt w:val="bullet"/>
+      <w:lvlText w:val=""/>
+      <w:lvlJc w:val="left"/>
+      <w:pPr>
+        <w:ind w:left="4320" w:hanging="360"/>
+      </w:pPr>
+      <w:rPr>
+        <w:rFonts w:ascii="Wingdings" w:hAnsi="Wingdings" w:hint="default"/>
+      </w:rPr>
+    </w:lvl>
+    <w:lvl w:ilvl="6" w:tplc="04070001" w:tentative="1">
+      <w:start w:val="1"/>
+      <w:numFmt w:val="bullet"/>
+      <w:lvlText w:val=""/>
+      <w:lvlJc w:val="left"/>
+      <w:pPr>
+        <w:ind w:left="5040" w:hanging="360"/>
+      </w:pPr>
+      <w:rPr>
+        <w:rFonts w:ascii="Symbol" w:hAnsi="Symbol" w:hint="default"/>
+      </w:rPr>
+    </w:lvl>
+    <w:lvl w:ilvl="7" w:tplc="04070003" w:tentative="1">
+      <w:start w:val="1"/>
+      <w:numFmt w:val="bullet"/>
+      <w:lvlText w:val="o"/>
+      <w:lvlJc w:val="left"/>
+      <w:pPr>
+        <w:ind w:left="5760" w:hanging="360"/>
+      </w:pPr>
+      <w:rPr>
+        <w:rFonts w:ascii="Courier New" w:hAnsi="Courier New" w:cs="Courier New" w:hint="default"/>
+      </w:rPr>
+    </w:lvl>
+    <w:lvl w:ilvl="8" w:tplc="04070005" w:tentative="1">
+      <w:start w:val="1"/>
+      <w:numFmt w:val="bullet"/>
+      <w:lvlText w:val=""/>
+      <w:lvlJc w:val="left"/>
+      <w:pPr>
+        <w:ind w:left="6480" w:hanging="360"/>
+      </w:pPr>
+      <w:rPr>
+        <w:rFonts w:ascii="Wingdings" w:hAnsi="Wingdings" w:hint="default"/>
+      </w:rPr>
     </w:lvl>
   </w:abstractNum>
   <w:num w:numId="1" w16cid:durableId="1276912229">
@@ -4873,6 +4966,12 @@
   </w:num>
   <w:num w:numId="10" w16cid:durableId="1397128818">
     <w:abstractNumId w:val="0"/>
+  </w:num>
+  <w:num w:numId="11" w16cid:durableId="1779256209">
+    <w:abstractNumId w:val="1"/>
+  </w:num>
+  <w:num w:numId="12" w16cid:durableId="1980648141">
+    <w:abstractNumId w:val="2"/>
   </w:num>
 </w:numbering>
 </file>

--- a/Doku_Allgemeines/Beschreibung Interface + Module.docx
+++ b/Doku_Allgemeines/Beschreibung Interface + Module.docx
@@ -2358,7 +2358,15 @@
         <w:t>Interfaces</w:t>
       </w:r>
       <w:r>
-        <w:t xml:space="preserve"> Recieve (was muss ich vom Server senden)</w:t>
+        <w:t xml:space="preserve"> </w:t>
+      </w:r>
+      <w:proofErr w:type="spellStart"/>
+      <w:r>
+        <w:t>Recieve</w:t>
+      </w:r>
+      <w:proofErr w:type="spellEnd"/>
+      <w:r>
+        <w:t xml:space="preserve"> (was muss ich vom Server senden)</w:t>
       </w:r>
       <w:bookmarkEnd w:id="0"/>
     </w:p>
@@ -2411,7 +2419,14 @@
       </w:r>
       <w:r>
         <w:tab/>
-        <w:t>Infacotbefehl NEC (</w:t>
+      </w:r>
+      <w:proofErr w:type="spellStart"/>
+      <w:r>
+        <w:t>Infacotbefehl</w:t>
+      </w:r>
+      <w:proofErr w:type="spellEnd"/>
+      <w:r>
+        <w:t xml:space="preserve"> NEC (</w:t>
       </w:r>
       <w:r>
         <w:rPr>
@@ -2429,6 +2444,7 @@
       <w:r>
         <w:tab/>
       </w:r>
+      <w:proofErr w:type="spellStart"/>
       <w:r>
         <w:rPr>
           <w:b/>
@@ -2438,6 +2454,7 @@
       <w:r>
         <w:t>anSettingssetzen</w:t>
       </w:r>
+      <w:proofErr w:type="spellEnd"/>
       <w:r>
         <w:br/>
         <w:t>E</w:t>
@@ -2460,7 +2477,11 @@
       </w:r>
       <w:r>
         <w:tab/>
-        <w:t>Ausgänge T</w:t>
+        <w:t xml:space="preserve">Ausgänge </w:t>
+      </w:r>
+      <w:proofErr w:type="spellStart"/>
+      <w:r>
+        <w:t>T</w:t>
       </w:r>
       <w:r>
         <w:t>o</w:t>
@@ -2474,6 +2495,7 @@
       <w:r>
         <w:t>glen</w:t>
       </w:r>
+      <w:proofErr w:type="spellEnd"/>
       <w:r>
         <w:br/>
         <w:t>I</w:t>
@@ -2508,7 +2530,15 @@
         <w:t>L</w:t>
       </w:r>
       <w:r>
-        <w:t>icht (WS2812 LED’s)</w:t>
+        <w:t xml:space="preserve">icht (WS2812 </w:t>
+      </w:r>
+      <w:proofErr w:type="spellStart"/>
+      <w:r>
+        <w:t>LED’s</w:t>
+      </w:r>
+      <w:proofErr w:type="spellEnd"/>
+      <w:r>
+        <w:t>)</w:t>
       </w:r>
       <w:r>
         <w:br/>
@@ -2518,6 +2548,7 @@
         <w:tab/>
         <w:t>Ausgänge (</w:t>
       </w:r>
+      <w:proofErr w:type="spellStart"/>
       <w:r>
         <w:rPr>
           <w:b/>
@@ -2525,7 +2556,11 @@
         <w:t>T</w:t>
       </w:r>
       <w:r>
-        <w:t>imer)</w:t>
+        <w:t>imer</w:t>
+      </w:r>
+      <w:proofErr w:type="spellEnd"/>
+      <w:r>
+        <w:t>)</w:t>
       </w:r>
       <w:r>
         <w:br/>
@@ -2549,6 +2584,9 @@
       </w:r>
       <w:r>
         <w:tab/>
+      </w:r>
+      <w:proofErr w:type="spellStart"/>
+      <w:r>
         <w:t>Ver</w:t>
       </w:r>
       <w:r>
@@ -2561,6 +2599,7 @@
       <w:r>
         <w:t>ion</w:t>
       </w:r>
+      <w:proofErr w:type="spellEnd"/>
       <w:r>
         <w:br/>
         <w:t>M</w:t>
@@ -2585,6 +2624,9 @@
       </w:r>
       <w:r>
         <w:tab/>
+      </w:r>
+      <w:proofErr w:type="spellStart"/>
+      <w:r>
         <w:t>Matri</w:t>
       </w:r>
       <w:r>
@@ -2593,6 +2635,7 @@
         </w:rPr>
         <w:t>X</w:t>
       </w:r>
+      <w:proofErr w:type="spellEnd"/>
       <w:r>
         <w:t xml:space="preserve"> </w:t>
       </w:r>
@@ -2605,10 +2648,12 @@
         <w:pStyle w:val="berschrift2"/>
       </w:pPr>
       <w:bookmarkStart w:id="2" w:name="_Toc121922075"/>
+      <w:proofErr w:type="spellStart"/>
       <w:r>
         <w:t>Watchdog</w:t>
       </w:r>
       <w:bookmarkEnd w:id="2"/>
+      <w:proofErr w:type="spellEnd"/>
     </w:p>
     <w:p>
       <w:r>
@@ -2621,17 +2666,41 @@
         <w:t>WTD</w:t>
       </w:r>
       <w:r>
-        <w:t>“ schicken, sonst resetet sich der Controller selbst</w:t>
-      </w:r>
-    </w:p>
-    <w:p>
-      <w:r>
-        <w:t>(SenMes: R in Topic: /Flur/ALLERT)</w:t>
-      </w:r>
-    </w:p>
-    <w:p>
-      <w:r>
-        <w:t>RES schicken resetet den Controller von Hand</w:t>
+        <w:t xml:space="preserve">“ schicken, sonst </w:t>
+      </w:r>
+      <w:proofErr w:type="spellStart"/>
+      <w:r>
+        <w:t>resetet</w:t>
+      </w:r>
+      <w:proofErr w:type="spellEnd"/>
+      <w:r>
+        <w:t xml:space="preserve"> sich der Controller selbst</w:t>
+      </w:r>
+    </w:p>
+    <w:p>
+      <w:r>
+        <w:t>(</w:t>
+      </w:r>
+      <w:proofErr w:type="spellStart"/>
+      <w:r>
+        <w:t>SenMes</w:t>
+      </w:r>
+      <w:proofErr w:type="spellEnd"/>
+      <w:r>
+        <w:t>: R in Topic: /Flur/ALLERT)</w:t>
+      </w:r>
+    </w:p>
+    <w:p>
+      <w:r>
+        <w:t xml:space="preserve">RES schicken </w:t>
+      </w:r>
+      <w:proofErr w:type="spellStart"/>
+      <w:r>
+        <w:t>resetet</w:t>
+      </w:r>
+      <w:proofErr w:type="spellEnd"/>
+      <w:r>
+        <w:t xml:space="preserve"> den Controller von Hand</w:t>
       </w:r>
       <w:r>
         <w:t xml:space="preserve">   </w:t>
@@ -2640,8 +2709,13 @@
         <w:br/>
         <w:t>(</w:t>
       </w:r>
-      <w:r>
-        <w:t>SenMes: S in Topic: /Flur/ALLERT</w:t>
+      <w:proofErr w:type="spellStart"/>
+      <w:r>
+        <w:t>SenMes</w:t>
+      </w:r>
+      <w:proofErr w:type="spellEnd"/>
+      <w:r>
+        <w:t>: S in Topic: /Flur/ALLERT</w:t>
       </w:r>
       <w:r>
         <w:t>)</w:t>
@@ -2651,9 +2725,11 @@
       <w:pPr>
         <w:pStyle w:val="berschrift2"/>
       </w:pPr>
+      <w:proofErr w:type="spellStart"/>
       <w:r>
         <w:t>OTAUpdater</w:t>
       </w:r>
+      <w:proofErr w:type="spellEnd"/>
     </w:p>
     <w:p>
       <w:r>
@@ -2663,7 +2739,15 @@
         <w:t>UPD</w:t>
       </w:r>
       <w:r>
-        <w:t>“ senden, Das Gerät baut eine WLAN-Verbindung auf, wenn alles gut geht, ansonsten Reset nach ein paar Sekunden</w:t>
+        <w:t xml:space="preserve">“ senden, Das Gerät baut eine WLAN-Verbindung auf, wenn alles gut geht, ansonsten </w:t>
+      </w:r>
+      <w:proofErr w:type="spellStart"/>
+      <w:r>
+        <w:t>Reset</w:t>
+      </w:r>
+      <w:proofErr w:type="spellEnd"/>
+      <w:r>
+        <w:t xml:space="preserve"> nach ein paar Sekunden</w:t>
       </w:r>
     </w:p>
     <w:p>
@@ -2673,7 +2757,15 @@
     </w:p>
     <w:p>
       <w:r>
-        <w:t>/Upd gesendet</w:t>
+        <w:t>/</w:t>
+      </w:r>
+      <w:proofErr w:type="spellStart"/>
+      <w:r>
+        <w:t>Upd</w:t>
+      </w:r>
+      <w:proofErr w:type="spellEnd"/>
+      <w:r>
+        <w:t xml:space="preserve"> gesendet</w:t>
       </w:r>
       <w:r>
         <w:br/>
@@ -2852,7 +2944,29 @@
                 <w:szCs w:val="20"/>
                 <w:lang w:eastAsia="de-DE"/>
               </w:rPr>
-              <w:t>T Timer an</w:t>
+              <w:t xml:space="preserve">T </w:t>
+            </w:r>
+            <w:proofErr w:type="spellStart"/>
+            <w:r>
+              <w:rPr>
+                <w:rFonts w:ascii="Arial" w:eastAsia="Times New Roman" w:hAnsi="Arial" w:cs="Arial"/>
+                <w:color w:val="000000"/>
+                <w:sz w:val="20"/>
+                <w:szCs w:val="20"/>
+                <w:lang w:eastAsia="de-DE"/>
+              </w:rPr>
+              <w:t>Timer</w:t>
+            </w:r>
+            <w:proofErr w:type="spellEnd"/>
+            <w:r>
+              <w:rPr>
+                <w:rFonts w:ascii="Arial" w:eastAsia="Times New Roman" w:hAnsi="Arial" w:cs="Arial"/>
+                <w:color w:val="000000"/>
+                <w:sz w:val="20"/>
+                <w:szCs w:val="20"/>
+                <w:lang w:eastAsia="de-DE"/>
+              </w:rPr>
+              <w:t xml:space="preserve"> an</w:t>
             </w:r>
           </w:p>
         </w:tc>
@@ -3154,8 +3268,20 @@
                 <w:szCs w:val="20"/>
                 <w:lang w:eastAsia="de-DE"/>
               </w:rPr>
-              <w:t xml:space="preserve"> Toggle</w:t>
-            </w:r>
+              <w:t xml:space="preserve"> </w:t>
+            </w:r>
+            <w:proofErr w:type="spellStart"/>
+            <w:r>
+              <w:rPr>
+                <w:rFonts w:ascii="Arial" w:eastAsia="Times New Roman" w:hAnsi="Arial" w:cs="Arial"/>
+                <w:bCs/>
+                <w:sz w:val="20"/>
+                <w:szCs w:val="20"/>
+                <w:lang w:eastAsia="de-DE"/>
+              </w:rPr>
+              <w:t>Toggle</w:t>
+            </w:r>
+            <w:proofErr w:type="spellEnd"/>
           </w:p>
         </w:tc>
         <w:tc>
@@ -3322,7 +3448,27 @@
                 <w:lang w:eastAsia="de-DE"/>
               </w:rPr>
               <w:lastRenderedPageBreak/>
-              <w:t>blau markiert --&gt; zeitdauer Zehntelsekunden</w:t>
+              <w:t xml:space="preserve">blau markiert --&gt; </w:t>
+            </w:r>
+            <w:proofErr w:type="spellStart"/>
+            <w:r>
+              <w:rPr>
+                <w:rFonts w:ascii="Arial" w:eastAsia="Times New Roman" w:hAnsi="Arial" w:cs="Arial"/>
+                <w:sz w:val="20"/>
+                <w:szCs w:val="20"/>
+                <w:lang w:eastAsia="de-DE"/>
+              </w:rPr>
+              <w:t>zeitdauer</w:t>
+            </w:r>
+            <w:proofErr w:type="spellEnd"/>
+            <w:r>
+              <w:rPr>
+                <w:rFonts w:ascii="Arial" w:eastAsia="Times New Roman" w:hAnsi="Arial" w:cs="Arial"/>
+                <w:sz w:val="20"/>
+                <w:szCs w:val="20"/>
+                <w:lang w:eastAsia="de-DE"/>
+              </w:rPr>
+              <w:t xml:space="preserve"> Zehntelsekunden</w:t>
             </w:r>
           </w:p>
         </w:tc>
@@ -3528,7 +3674,15 @@
     </w:p>
     <w:p>
       <w:r>
-        <w:t>Oder „Exx“ frage einzelnen Eingang ab</w:t>
+        <w:t>Oder „</w:t>
+      </w:r>
+      <w:proofErr w:type="spellStart"/>
+      <w:r>
+        <w:t>Exx</w:t>
+      </w:r>
+      <w:proofErr w:type="spellEnd"/>
+      <w:r>
+        <w:t>“ frage einzelnen Eingang ab</w:t>
       </w:r>
     </w:p>
     <w:p>
@@ -3562,7 +3716,15 @@
     </w:p>
     <w:p>
       <w:r>
-        <w:t>N = Nummer, derzeit einstellig, soll auf mehrstllig umgestellt werden</w:t>
+        <w:t xml:space="preserve">N = Nummer, derzeit einstellig, soll auf </w:t>
+      </w:r>
+      <w:proofErr w:type="spellStart"/>
+      <w:r>
+        <w:t>mehrstllig</w:t>
+      </w:r>
+      <w:proofErr w:type="spellEnd"/>
+      <w:r>
+        <w:t xml:space="preserve"> umgestellt werden</w:t>
       </w:r>
       <w:r>
         <w:br/>
@@ -3696,61 +3858,61 @@
       <w:r>
         <w:rPr>
           <w:rFonts w:ascii="Arial" w:hAnsi="Arial" w:cs="Arial"/>
+          <w:b/>
           <w:sz w:val="20"/>
           <w:szCs w:val="20"/>
         </w:rPr>
-        <w:t>Oder:</w:t>
-      </w:r>
-    </w:p>
-    <w:p>
-      <w:pPr>
+        <w:t>Oder</w:t>
+      </w:r>
+      <w:r>
         <w:rPr>
           <w:rFonts w:ascii="Arial" w:hAnsi="Arial" w:cs="Arial"/>
           <w:sz w:val="20"/>
           <w:szCs w:val="20"/>
         </w:rPr>
-      </w:pPr>
-      <w:r>
+        <w:t>:</w:t>
+      </w:r>
+    </w:p>
+    <w:p>
+      <w:pPr>
         <w:rPr>
           <w:rFonts w:ascii="Arial" w:hAnsi="Arial" w:cs="Arial"/>
           <w:sz w:val="20"/>
           <w:szCs w:val="20"/>
         </w:rPr>
-        <w:t>LKHFF</w:t>
-      </w:r>
-    </w:p>
-    <w:p>
-      <w:pPr>
+      </w:pPr>
+      <w:r>
         <w:rPr>
           <w:rFonts w:ascii="Arial" w:hAnsi="Arial" w:cs="Arial"/>
           <w:sz w:val="20"/>
           <w:szCs w:val="20"/>
         </w:rPr>
-      </w:pPr>
-      <w:r>
+        <w:t>LKHFF</w:t>
+      </w:r>
+    </w:p>
+    <w:p>
+      <w:pPr>
         <w:rPr>
           <w:rFonts w:ascii="Arial" w:hAnsi="Arial" w:cs="Arial"/>
           <w:sz w:val="20"/>
           <w:szCs w:val="20"/>
         </w:rPr>
-        <w:t>H = fix</w:t>
-      </w:r>
-    </w:p>
-    <w:p>
-      <w:pPr>
+      </w:pPr>
+      <w:r>
         <w:rPr>
           <w:rFonts w:ascii="Arial" w:hAnsi="Arial" w:cs="Arial"/>
           <w:sz w:val="20"/>
           <w:szCs w:val="20"/>
         </w:rPr>
-      </w:pPr>
+        <w:t>H = fix</w:t>
+      </w:r>
       <w:r>
         <w:rPr>
           <w:rFonts w:ascii="Arial" w:hAnsi="Arial" w:cs="Arial"/>
           <w:sz w:val="20"/>
           <w:szCs w:val="20"/>
         </w:rPr>
-        <w:t xml:space="preserve">FF – Helligkeit von </w:t>
+        <w:t xml:space="preserve"> </w:t>
       </w:r>
       <w:r>
         <w:rPr>
@@ -3758,7 +3920,7 @@
           <w:sz w:val="20"/>
           <w:szCs w:val="20"/>
         </w:rPr>
-        <w:t>0</w:t>
+        <w:sym w:font="Wingdings" w:char="F0E0"/>
       </w:r>
       <w:r>
         <w:rPr>
@@ -3766,11 +3928,266 @@
           <w:sz w:val="20"/>
           <w:szCs w:val="20"/>
         </w:rPr>
+        <w:t xml:space="preserve"> für Helligkeit</w:t>
+      </w:r>
+    </w:p>
+    <w:p>
+      <w:pPr>
+        <w:rPr>
+          <w:rFonts w:ascii="Arial" w:hAnsi="Arial" w:cs="Arial"/>
+          <w:sz w:val="20"/>
+          <w:szCs w:val="20"/>
+        </w:rPr>
+      </w:pPr>
+      <w:r>
+        <w:rPr>
+          <w:rFonts w:ascii="Arial" w:hAnsi="Arial" w:cs="Arial"/>
+          <w:sz w:val="20"/>
+          <w:szCs w:val="20"/>
+        </w:rPr>
+        <w:t xml:space="preserve">FF – Helligkeit von </w:t>
+      </w:r>
+      <w:r>
+        <w:rPr>
+          <w:rFonts w:ascii="Arial" w:hAnsi="Arial" w:cs="Arial"/>
+          <w:sz w:val="20"/>
+          <w:szCs w:val="20"/>
+        </w:rPr>
+        <w:t>0</w:t>
+      </w:r>
+      <w:r>
+        <w:rPr>
+          <w:rFonts w:ascii="Arial" w:hAnsi="Arial" w:cs="Arial"/>
+          <w:sz w:val="20"/>
+          <w:szCs w:val="20"/>
+        </w:rPr>
         <w:t>0-99</w:t>
       </w:r>
     </w:p>
     <w:p>
       <w:pPr>
+        <w:rPr>
+          <w:rFonts w:ascii="Arial" w:hAnsi="Arial" w:cs="Arial"/>
+          <w:b/>
+          <w:sz w:val="20"/>
+          <w:szCs w:val="20"/>
+        </w:rPr>
+      </w:pPr>
+      <w:r>
+        <w:rPr>
+          <w:rFonts w:ascii="Arial" w:hAnsi="Arial" w:cs="Arial"/>
+          <w:b/>
+          <w:sz w:val="20"/>
+          <w:szCs w:val="20"/>
+        </w:rPr>
+        <w:t>Oder:</w:t>
+      </w:r>
+    </w:p>
+    <w:p>
+      <w:pPr>
+        <w:rPr>
+          <w:rFonts w:ascii="Arial" w:hAnsi="Arial" w:cs="Arial"/>
+          <w:sz w:val="20"/>
+          <w:szCs w:val="20"/>
+        </w:rPr>
+      </w:pPr>
+      <w:proofErr w:type="spellStart"/>
+      <w:r>
+        <w:rPr>
+          <w:rFonts w:ascii="Arial" w:hAnsi="Arial" w:cs="Arial"/>
+          <w:sz w:val="20"/>
+          <w:szCs w:val="20"/>
+        </w:rPr>
+        <w:t>LK</w:t>
+      </w:r>
+      <w:r>
+        <w:rPr>
+          <w:rFonts w:ascii="Arial" w:hAnsi="Arial" w:cs="Arial"/>
+          <w:sz w:val="20"/>
+          <w:szCs w:val="20"/>
+        </w:rPr>
+        <w:t>AZZffffff</w:t>
+      </w:r>
+      <w:proofErr w:type="spellEnd"/>
+    </w:p>
+    <w:p>
+      <w:pPr>
+        <w:rPr>
+          <w:rFonts w:ascii="Arial" w:hAnsi="Arial" w:cs="Arial"/>
+          <w:sz w:val="20"/>
+          <w:szCs w:val="20"/>
+          <w:lang w:val="en-US"/>
+        </w:rPr>
+      </w:pPr>
+      <w:r>
+        <w:rPr>
+          <w:rFonts w:ascii="Arial" w:hAnsi="Arial" w:cs="Arial"/>
+          <w:sz w:val="20"/>
+          <w:szCs w:val="20"/>
+          <w:lang w:val="en-US"/>
+        </w:rPr>
+        <w:t>A</w:t>
+      </w:r>
+      <w:r>
+        <w:rPr>
+          <w:rFonts w:ascii="Arial" w:hAnsi="Arial" w:cs="Arial"/>
+          <w:sz w:val="20"/>
+          <w:szCs w:val="20"/>
+          <w:lang w:val="en-US"/>
+        </w:rPr>
+        <w:t xml:space="preserve"> = fix</w:t>
+      </w:r>
+      <w:r>
+        <w:rPr>
+          <w:rFonts w:ascii="Arial" w:hAnsi="Arial" w:cs="Arial"/>
+          <w:sz w:val="20"/>
+          <w:szCs w:val="20"/>
+          <w:lang w:val="en-US"/>
+        </w:rPr>
+        <w:t xml:space="preserve"> </w:t>
+      </w:r>
+      <w:r>
+        <w:rPr>
+          <w:rFonts w:ascii="Arial" w:hAnsi="Arial" w:cs="Arial"/>
+          <w:sz w:val="20"/>
+          <w:szCs w:val="20"/>
+        </w:rPr>
+        <w:sym w:font="Wingdings" w:char="F0E0"/>
+      </w:r>
+      <w:r>
+        <w:rPr>
+          <w:rFonts w:ascii="Arial" w:hAnsi="Arial" w:cs="Arial"/>
+          <w:sz w:val="20"/>
+          <w:szCs w:val="20"/>
+          <w:lang w:val="en-US"/>
+        </w:rPr>
+        <w:t xml:space="preserve"> für</w:t>
+      </w:r>
+      <w:r>
+        <w:rPr>
+          <w:rFonts w:ascii="Arial" w:hAnsi="Arial" w:cs="Arial"/>
+          <w:sz w:val="20"/>
+          <w:szCs w:val="20"/>
+          <w:lang w:val="en-US"/>
+        </w:rPr>
+        <w:t xml:space="preserve"> </w:t>
+      </w:r>
+      <w:proofErr w:type="spellStart"/>
+      <w:r>
+        <w:rPr>
+          <w:rFonts w:ascii="Arial" w:hAnsi="Arial" w:cs="Arial"/>
+          <w:sz w:val="20"/>
+          <w:szCs w:val="20"/>
+          <w:lang w:val="en-US"/>
+        </w:rPr>
+        <w:t>Animationsmodus</w:t>
+      </w:r>
+      <w:proofErr w:type="spellEnd"/>
+    </w:p>
+    <w:p>
+      <w:pPr>
+        <w:rPr>
+          <w:rFonts w:ascii="Arial" w:hAnsi="Arial" w:cs="Arial"/>
+          <w:sz w:val="20"/>
+          <w:szCs w:val="20"/>
+        </w:rPr>
+      </w:pPr>
+      <w:r>
+        <w:rPr>
+          <w:rFonts w:ascii="Arial" w:hAnsi="Arial" w:cs="Arial"/>
+          <w:sz w:val="20"/>
+          <w:szCs w:val="20"/>
+        </w:rPr>
+        <w:t>ZZ</w:t>
+      </w:r>
+      <w:r>
+        <w:rPr>
+          <w:rFonts w:ascii="Arial" w:hAnsi="Arial" w:cs="Arial"/>
+          <w:sz w:val="20"/>
+          <w:szCs w:val="20"/>
+        </w:rPr>
+        <w:t xml:space="preserve"> </w:t>
+      </w:r>
+      <w:r>
+        <w:rPr>
+          <w:rFonts w:ascii="Arial" w:hAnsi="Arial" w:cs="Arial"/>
+          <w:sz w:val="20"/>
+          <w:szCs w:val="20"/>
+        </w:rPr>
+        <w:t xml:space="preserve">= </w:t>
+      </w:r>
+      <w:r>
+        <w:rPr>
+          <w:rFonts w:ascii="Arial" w:hAnsi="Arial" w:cs="Arial"/>
+          <w:sz w:val="20"/>
+          <w:szCs w:val="20"/>
+        </w:rPr>
+        <w:t>Nummer der Animation (derzeit gibt es nur eine, daher wird d</w:t>
+      </w:r>
+      <w:r>
+        <w:rPr>
+          <w:rFonts w:ascii="Arial" w:hAnsi="Arial" w:cs="Arial"/>
+          <w:sz w:val="20"/>
+          <w:szCs w:val="20"/>
+        </w:rPr>
+        <w:t>as ignoriert</w:t>
+      </w:r>
+      <w:r>
+        <w:rPr>
+          <w:rFonts w:ascii="Arial" w:hAnsi="Arial" w:cs="Arial"/>
+          <w:sz w:val="20"/>
+          <w:szCs w:val="20"/>
+        </w:rPr>
+        <w:t>)</w:t>
+      </w:r>
+    </w:p>
+    <w:p>
+      <w:pPr>
+        <w:rPr>
+          <w:rFonts w:ascii="Arial" w:hAnsi="Arial" w:cs="Arial"/>
+          <w:sz w:val="20"/>
+          <w:szCs w:val="20"/>
+        </w:rPr>
+      </w:pPr>
+      <w:proofErr w:type="spellStart"/>
+      <w:r>
+        <w:rPr>
+          <w:rFonts w:ascii="Arial" w:hAnsi="Arial" w:cs="Arial"/>
+          <w:sz w:val="20"/>
+          <w:szCs w:val="20"/>
+        </w:rPr>
+        <w:t>ffffff</w:t>
+      </w:r>
+      <w:proofErr w:type="spellEnd"/>
+      <w:r>
+        <w:rPr>
+          <w:rFonts w:ascii="Arial" w:hAnsi="Arial" w:cs="Arial"/>
+          <w:sz w:val="20"/>
+          <w:szCs w:val="20"/>
+        </w:rPr>
+        <w:t xml:space="preserve"> – </w:t>
+      </w:r>
+      <w:r>
+        <w:rPr>
+          <w:rFonts w:ascii="Arial" w:hAnsi="Arial" w:cs="Arial"/>
+          <w:sz w:val="20"/>
+          <w:szCs w:val="20"/>
+        </w:rPr>
+        <w:t>Farbe in Hex</w:t>
+      </w:r>
+    </w:p>
+    <w:p>
+      <w:pPr>
+        <w:rPr>
+          <w:rFonts w:ascii="Arial" w:hAnsi="Arial" w:cs="Arial"/>
+          <w:b/>
+          <w:sz w:val="20"/>
+          <w:szCs w:val="20"/>
+        </w:rPr>
+      </w:pPr>
+    </w:p>
+    <w:p>
+      <w:pPr>
         <w:pStyle w:val="berschrift2"/>
       </w:pPr>
       <w:bookmarkStart w:id="7" w:name="_Toc121922080"/>
@@ -3780,19 +4197,34 @@
       <w:bookmarkEnd w:id="7"/>
     </w:p>
     <w:p>
+      <w:proofErr w:type="spellStart"/>
       <w:r>
         <w:t>Cxxxxxx</w:t>
       </w:r>
-    </w:p>
-    <w:p>
-      <w:r>
-        <w:t>Xxxx ist</w:t>
-      </w:r>
-      <w:r>
-        <w:t xml:space="preserve"> NEC</w:t>
-      </w:r>
-      <w:r>
-        <w:t xml:space="preserve"> Code, zwischen 3 und </w:t>
+      <w:proofErr w:type="spellEnd"/>
+    </w:p>
+    <w:p>
+      <w:proofErr w:type="spellStart"/>
+      <w:r>
+        <w:t>Xxxx</w:t>
+      </w:r>
+      <w:proofErr w:type="spellEnd"/>
+      <w:r>
+        <w:t xml:space="preserve"> ist</w:t>
+      </w:r>
+      <w:r>
+        <w:t xml:space="preserve"> </w:t>
+      </w:r>
+      <w:proofErr w:type="gramStart"/>
+      <w:r>
+        <w:t>NEC</w:t>
+      </w:r>
+      <w:r>
+        <w:t xml:space="preserve"> Code</w:t>
+      </w:r>
+      <w:proofErr w:type="gramEnd"/>
+      <w:r>
+        <w:t xml:space="preserve">, zwischen 3 und </w:t>
       </w:r>
       <w:r>
         <w:t>9 Zeichen lang</w:t>
@@ -3804,11 +4236,13 @@
       </w:pPr>
       <w:bookmarkStart w:id="8" w:name="_Toc121922081"/>
       <w:r>
+        <w:lastRenderedPageBreak/>
         <w:t>Lautstärke</w:t>
       </w:r>
       <w:bookmarkEnd w:id="8"/>
     </w:p>
     <w:p>
+      <w:proofErr w:type="spellStart"/>
       <w:r>
         <w:t>V</w:t>
       </w:r>
@@ -3818,10 +4252,19 @@
       <w:r>
         <w:t>xx</w:t>
       </w:r>
-    </w:p>
-    <w:p>
-      <w:r>
-        <w:t xml:space="preserve">Erst V , dann </w:t>
+      <w:proofErr w:type="spellEnd"/>
+    </w:p>
+    <w:p>
+      <w:r>
+        <w:t xml:space="preserve">Erst </w:t>
+      </w:r>
+      <w:proofErr w:type="gramStart"/>
+      <w:r>
+        <w:t>V ,</w:t>
+      </w:r>
+      <w:proofErr w:type="gramEnd"/>
+      <w:r>
+        <w:t xml:space="preserve"> dann </w:t>
       </w:r>
       <w:r>
         <w:t>Nummer, dann 2-Stellig</w:t>
@@ -3864,7 +4307,6 @@
     </w:p>
     <w:p>
       <w:r>
-        <w:lastRenderedPageBreak/>
         <w:t>X-&gt; Zahl</w:t>
       </w:r>
     </w:p>
@@ -3902,15 +4344,19 @@
         <w:pStyle w:val="berschrift3"/>
       </w:pPr>
       <w:bookmarkStart w:id="11" w:name="_Toc121922084"/>
+      <w:proofErr w:type="spellStart"/>
       <w:r>
         <w:t>Warntext</w:t>
       </w:r>
       <w:bookmarkEnd w:id="11"/>
-    </w:p>
-    <w:p>
+      <w:proofErr w:type="spellEnd"/>
+    </w:p>
+    <w:p>
+      <w:proofErr w:type="spellStart"/>
       <w:r>
         <w:t>DWXitgendeinText</w:t>
       </w:r>
+      <w:proofErr w:type="spellEnd"/>
     </w:p>
     <w:p>
       <w:r>
@@ -4006,25 +4452,45 @@
         <w:pStyle w:val="berschrift3"/>
       </w:pPr>
       <w:bookmarkStart w:id="14" w:name="_Toc121922087"/>
+      <w:proofErr w:type="spellStart"/>
       <w:r>
         <w:t>AußenTemperatur</w:t>
       </w:r>
       <w:bookmarkEnd w:id="14"/>
-    </w:p>
-    <w:p>
+      <w:proofErr w:type="spellEnd"/>
+    </w:p>
+    <w:p>
+      <w:proofErr w:type="spellStart"/>
       <w:r>
         <w:t>DTcc.c</w:t>
       </w:r>
-    </w:p>
-    <w:p>
-      <w:r>
-        <w:t xml:space="preserve">+/-cc.c Achtung, siehe Code Fixe Länge </w:t>
+      <w:proofErr w:type="spellEnd"/>
+    </w:p>
+    <w:p>
+      <w:r>
+        <w:t>+/-</w:t>
+      </w:r>
+      <w:proofErr w:type="spellStart"/>
+      <w:r>
+        <w:t>cc.c</w:t>
+      </w:r>
+      <w:proofErr w:type="spellEnd"/>
+      <w:r>
+        <w:t xml:space="preserve"> Achtung, siehe Code Fixe Länge </w:t>
       </w:r>
       <w:r>
         <w:sym w:font="Wingdings" w:char="F0E0"/>
       </w:r>
       <w:r>
-        <w:t xml:space="preserve"> muss ich vll mal noch ändern </w:t>
+        <w:t xml:space="preserve"> muss ich </w:t>
+      </w:r>
+      <w:proofErr w:type="spellStart"/>
+      <w:r>
+        <w:t>vll</w:t>
+      </w:r>
+      <w:proofErr w:type="spellEnd"/>
+      <w:r>
+        <w:t xml:space="preserve"> mal noch ändern </w:t>
       </w:r>
     </w:p>
     <w:p>
@@ -4038,17 +4504,25 @@
       <w:bookmarkEnd w:id="15"/>
     </w:p>
     <w:p>
+      <w:proofErr w:type="spellStart"/>
       <w:r>
         <w:t>DLxx</w:t>
       </w:r>
-    </w:p>
-    <w:p>
-      <w:r>
-        <w:t>Xx Lautstärke 0…100</w:t>
-      </w:r>
-    </w:p>
-    <w:p>
-      <w:r>
+      <w:proofErr w:type="spellEnd"/>
+    </w:p>
+    <w:p>
+      <w:proofErr w:type="spellStart"/>
+      <w:r>
+        <w:t>Xx</w:t>
+      </w:r>
+      <w:proofErr w:type="spellEnd"/>
+      <w:r>
+        <w:t xml:space="preserve"> Lautstärke 0…100</w:t>
+      </w:r>
+    </w:p>
+    <w:p>
+      <w:r>
+        <w:lastRenderedPageBreak/>
         <w:t>Lässt das Display automatisch mit an gehen</w:t>
       </w:r>
     </w:p>
@@ -4079,20 +4553,34 @@
       <w:bookmarkEnd w:id="17"/>
     </w:p>
     <w:p>
+      <w:proofErr w:type="spellStart"/>
+      <w:proofErr w:type="gramStart"/>
       <w:r>
         <w:t>H</w:t>
       </w:r>
       <w:r>
-        <w:t>Sxx.xx  setzt Solltemperatur</w:t>
-      </w:r>
-    </w:p>
-    <w:p>
-      <w:r>
-        <w:lastRenderedPageBreak/>
+        <w:t>Sxx.xx</w:t>
+      </w:r>
+      <w:proofErr w:type="spellEnd"/>
+      <w:r>
+        <w:t xml:space="preserve">  setzt</w:t>
+      </w:r>
+      <w:proofErr w:type="gramEnd"/>
+      <w:r>
+        <w:t xml:space="preserve"> Solltemperatur</w:t>
+      </w:r>
+    </w:p>
+    <w:p>
+      <w:proofErr w:type="spellStart"/>
+      <w:r>
         <w:t>H</w:t>
       </w:r>
       <w:r>
-        <w:t>Sxx.xx setzt Solltemperatur und speichert ab</w:t>
+        <w:t>Sxx.xx</w:t>
+      </w:r>
+      <w:proofErr w:type="spellEnd"/>
+      <w:r>
+        <w:t xml:space="preserve"> setzt Solltemperatur und speichert ab</w:t>
       </w:r>
     </w:p>
     <w:p/>
@@ -4109,32 +4597,52 @@
     </w:p>
     <w:p/>
     <w:p>
+      <w:proofErr w:type="spellStart"/>
       <w:r>
         <w:t>H</w:t>
       </w:r>
       <w:r>
-        <w:t>Hxx.xx setzt Hysterese1 und speichert ab</w:t>
-      </w:r>
-    </w:p>
-    <w:p>
+        <w:t>Hxx.xx</w:t>
+      </w:r>
+      <w:proofErr w:type="spellEnd"/>
+      <w:r>
+        <w:t xml:space="preserve"> setzt Hysterese1 und speichert ab</w:t>
+      </w:r>
+    </w:p>
+    <w:p>
+      <w:proofErr w:type="spellStart"/>
       <w:r>
         <w:t>H</w:t>
       </w:r>
       <w:r>
-        <w:t>hxx.xx setzt Hysterese2 und speichert ab</w:t>
-      </w:r>
-    </w:p>
-    <w:p>
+        <w:t>hxx.xx</w:t>
+      </w:r>
+      <w:proofErr w:type="spellEnd"/>
+      <w:r>
+        <w:t xml:space="preserve"> setzt Hysterese2 und speichert ab</w:t>
+      </w:r>
+    </w:p>
+    <w:p>
+      <w:proofErr w:type="spellStart"/>
       <w:r>
         <w:t>H</w:t>
       </w:r>
       <w:r>
-        <w:t>Fx x=0/1 sagt der Heizung, dass Fenster offen ist</w:t>
-      </w:r>
-    </w:p>
-    <w:p>
-      <w:r>
-        <w:t>HNxx.xx setzt Nachtabsenkungstemperatur (Absenkung der Solltemperatur, intern)</w:t>
+        <w:t>Fx</w:t>
+      </w:r>
+      <w:proofErr w:type="spellEnd"/>
+      <w:r>
+        <w:t xml:space="preserve"> x=0/1 sagt der Heizung, dass Fenster offen ist</w:t>
+      </w:r>
+    </w:p>
+    <w:p>
+      <w:proofErr w:type="spellStart"/>
+      <w:r>
+        <w:t>HNxx.xx</w:t>
+      </w:r>
+      <w:proofErr w:type="spellEnd"/>
+      <w:r>
+        <w:t xml:space="preserve"> setzt Nachtabsenkungstemperatur (Absenkung der Solltemperatur, intern)</w:t>
       </w:r>
       <w:r>
         <w:t xml:space="preserve">  </w:t>
@@ -4147,11 +4655,16 @@
       </w:r>
     </w:p>
     <w:p>
+      <w:proofErr w:type="gramStart"/>
       <w:r>
         <w:t xml:space="preserve">HT </w:t>
       </w:r>
       <w:r>
-        <w:t xml:space="preserve">Gerät antwortet mit </w:t>
+        <w:t>Gerät</w:t>
+      </w:r>
+      <w:proofErr w:type="gramEnd"/>
+      <w:r>
+        <w:t xml:space="preserve"> antwortet mit </w:t>
       </w:r>
       <w:r>
         <w:t>Status aller Heizungsreglungsparameter</w:t>
@@ -4169,12 +4682,14 @@
       <w:bookmarkEnd w:id="18"/>
     </w:p>
     <w:p>
+      <w:proofErr w:type="spellStart"/>
       <w:r>
         <w:t>P</w:t>
       </w:r>
       <w:r>
         <w:t>xxxxxxx</w:t>
       </w:r>
+      <w:proofErr w:type="spellEnd"/>
     </w:p>
     <w:p>
       <w:pPr>
@@ -4189,17 +4704,31 @@
     </w:p>
     <w:p/>
     <w:p>
+      <w:proofErr w:type="spellStart"/>
       <w:r>
         <w:t>Mdddggg</w:t>
       </w:r>
-    </w:p>
-    <w:p>
-      <w:r>
-        <w:t>ddd 3 Stellen Interfacenummer (0-255) //könnte theoretisch bis 512 gehen, nicht getestet</w:t>
+      <w:proofErr w:type="spellEnd"/>
+    </w:p>
+    <w:p>
+      <w:proofErr w:type="spellStart"/>
+      <w:r>
+        <w:t>ddd</w:t>
+      </w:r>
+      <w:proofErr w:type="spellEnd"/>
+      <w:r>
+        <w:t xml:space="preserve"> 3 Stellen Interfacenummer (0-255) //könnte theoretisch bis 512 gehen, nicht getestet</w:t>
       </w:r>
       <w:r>
         <w:br/>
-        <w:t>ggg  3 Stellen Wert (0-255)</w:t>
+      </w:r>
+      <w:proofErr w:type="gramStart"/>
+      <w:r>
+        <w:t>ggg  3</w:t>
+      </w:r>
+      <w:proofErr w:type="gramEnd"/>
+      <w:r>
+        <w:t xml:space="preserve"> Stellen Wert (0-255)</w:t>
       </w:r>
     </w:p>
     <w:p>
@@ -4212,6 +4741,7 @@
     </w:p>
     <w:p/>
     <w:p>
+      <w:proofErr w:type="spellStart"/>
       <w:r>
         <w:t>XM</w:t>
       </w:r>
@@ -4221,6 +4751,7 @@
       <w:r>
         <w:t>AAAText</w:t>
       </w:r>
+      <w:proofErr w:type="spellEnd"/>
     </w:p>
     <w:p>
       <w:r>
@@ -4266,11 +4797,16 @@
         <w:sym w:font="Wingdings" w:char="F0E0"/>
       </w:r>
       <w:r>
-        <w:t xml:space="preserve"> freier Text</w:t>
+        <w:t xml:space="preserve"> freier </w:t>
+      </w:r>
+      <w:proofErr w:type="gramStart"/>
+      <w:r>
+        <w:t>Text</w:t>
       </w:r>
       <w:r>
         <w:t xml:space="preserve"> ,fix</w:t>
       </w:r>
+      <w:proofErr w:type="gramEnd"/>
     </w:p>
     <w:p>
       <w:pPr>
@@ -4306,10 +4842,19 @@
         <w:rPr>
           <w:b/>
         </w:rPr>
+        <w:lastRenderedPageBreak/>
         <w:t>HHH</w:t>
       </w:r>
       <w:r>
-        <w:t>: Helligkeit 3 stellig 0 …255</w:t>
+        <w:t xml:space="preserve">: Helligkeit </w:t>
+      </w:r>
+      <w:proofErr w:type="gramStart"/>
+      <w:r>
+        <w:t>3 stellig</w:t>
+      </w:r>
+      <w:proofErr w:type="gramEnd"/>
+      <w:r>
+        <w:t xml:space="preserve"> 0 …255</w:t>
       </w:r>
     </w:p>
     <w:p>
@@ -4341,7 +4886,6 @@
       </w:pPr>
       <w:bookmarkStart w:id="19" w:name="_Toc121922092"/>
       <w:r>
-        <w:lastRenderedPageBreak/>
         <w:t>Interfaces Send (was bekommt der Server</w:t>
       </w:r>
       <w:r>
@@ -4368,6 +4912,7 @@
           <w:highlight w:val="yellow"/>
         </w:rPr>
       </w:pPr>
+      <w:proofErr w:type="spellStart"/>
       <w:r>
         <w:t>gewähltesTopic</w:t>
       </w:r>
@@ -4377,6 +4922,7 @@
         </w:rPr>
         <w:t>AA</w:t>
       </w:r>
+      <w:proofErr w:type="spellEnd"/>
     </w:p>
     <w:p>
       <w:pPr>
@@ -4384,11 +4930,19 @@
           <w:color w:val="7030A0"/>
         </w:rPr>
       </w:pPr>
+      <w:proofErr w:type="spellStart"/>
       <w:r>
         <w:rPr>
           <w:color w:val="7030A0"/>
         </w:rPr>
-        <w:t>payload ist dann 0/1</w:t>
+        <w:t>payload</w:t>
+      </w:r>
+      <w:proofErr w:type="spellEnd"/>
+      <w:r>
+        <w:rPr>
+          <w:color w:val="7030A0"/>
+        </w:rPr>
+        <w:t xml:space="preserve"> ist dann 0/1</w:t>
       </w:r>
     </w:p>
     <w:p/>
@@ -4413,8 +4967,13 @@
           <w:highlight w:val="yellow"/>
         </w:rPr>
       </w:pPr>
-      <w:r>
-        <w:t>gewähltesTopic/</w:t>
+      <w:proofErr w:type="spellStart"/>
+      <w:r>
+        <w:t>gewähltesTopic</w:t>
+      </w:r>
+      <w:proofErr w:type="spellEnd"/>
+      <w:r>
+        <w:t>/</w:t>
       </w:r>
       <w:r>
         <w:rPr>
@@ -4517,10 +5076,12 @@
         <w:pStyle w:val="berschrift2"/>
       </w:pPr>
       <w:bookmarkStart w:id="22" w:name="_Toc121922095"/>
+      <w:proofErr w:type="spellStart"/>
       <w:r>
         <w:t>Onewire</w:t>
       </w:r>
       <w:bookmarkEnd w:id="22"/>
+      <w:proofErr w:type="spellEnd"/>
     </w:p>
     <w:p>
       <w:pPr>
@@ -4554,7 +5115,23 @@
     </w:p>
     <w:p>
       <w:r>
-        <w:t>Danach Temperatur,  als Float!!!</w:t>
+        <w:t xml:space="preserve">Danach </w:t>
+      </w:r>
+      <w:proofErr w:type="gramStart"/>
+      <w:r>
+        <w:t>Temperatur,  als</w:t>
+      </w:r>
+      <w:proofErr w:type="gramEnd"/>
+      <w:r>
+        <w:t xml:space="preserve"> </w:t>
+      </w:r>
+      <w:proofErr w:type="spellStart"/>
+      <w:r>
+        <w:t>Float</w:t>
+      </w:r>
+      <w:proofErr w:type="spellEnd"/>
+      <w:r>
+        <w:t>!!!</w:t>
       </w:r>
     </w:p>
     <w:p>
@@ -4563,6 +5140,7 @@
       </w:pPr>
       <w:bookmarkStart w:id="25" w:name="_Toc121922098"/>
       <w:r>
+        <w:lastRenderedPageBreak/>
         <w:t>Softwareserial</w:t>
       </w:r>
       <w:bookmarkEnd w:id="25"/>
@@ -4578,7 +5156,6 @@
       </w:pPr>
       <w:bookmarkStart w:id="26" w:name="_Toc121922099"/>
       <w:r>
-        <w:lastRenderedPageBreak/>
         <w:t>Entfernung</w:t>
       </w:r>
       <w:bookmarkEnd w:id="26"/>

--- a/Doku_Allgemeines/Beschreibung Interface + Module.docx
+++ b/Doku_Allgemeines/Beschreibung Interface + Module.docx
@@ -2439,24 +2439,6 @@
       </w:r>
       <w:r>
         <w:br/>
-        <w:t>c</w:t>
-      </w:r>
-      <w:r>
-        <w:tab/>
-      </w:r>
-      <w:proofErr w:type="spellStart"/>
-      <w:r>
-        <w:rPr>
-          <w:b/>
-        </w:rPr>
-        <w:t>C</w:t>
-      </w:r>
-      <w:r>
-        <w:t>anSettingssetzen</w:t>
-      </w:r>
-      <w:proofErr w:type="spellEnd"/>
-      <w:r>
-        <w:br/>
         <w:t>E</w:t>
       </w:r>
       <w:r>
@@ -3998,91 +3980,83 @@
           <w:sz w:val="20"/>
           <w:szCs w:val="20"/>
         </w:rPr>
-        <w:t>LK</w:t>
-      </w:r>
-      <w:r>
+        <w:t>LKAZZffffff</w:t>
+      </w:r>
+      <w:proofErr w:type="spellEnd"/>
+    </w:p>
+    <w:p>
+      <w:pPr>
         <w:rPr>
           <w:rFonts w:ascii="Arial" w:hAnsi="Arial" w:cs="Arial"/>
           <w:sz w:val="20"/>
           <w:szCs w:val="20"/>
         </w:rPr>
-        <w:t>AZZffffff</w:t>
-      </w:r>
-      <w:proofErr w:type="spellEnd"/>
-    </w:p>
-    <w:p>
-      <w:pPr>
+      </w:pPr>
+      <w:r>
         <w:rPr>
           <w:rFonts w:ascii="Arial" w:hAnsi="Arial" w:cs="Arial"/>
           <w:sz w:val="20"/>
           <w:szCs w:val="20"/>
-          <w:lang w:val="en-US"/>
-        </w:rPr>
-      </w:pPr>
+        </w:rPr>
+        <w:t xml:space="preserve">A = fix </w:t>
+      </w:r>
       <w:r>
         <w:rPr>
           <w:rFonts w:ascii="Arial" w:hAnsi="Arial" w:cs="Arial"/>
           <w:sz w:val="20"/>
           <w:szCs w:val="20"/>
-          <w:lang w:val="en-US"/>
-        </w:rPr>
-        <w:t>A</w:t>
+        </w:rPr>
+        <w:sym w:font="Wingdings" w:char="F0E0"/>
       </w:r>
       <w:r>
         <w:rPr>
           <w:rFonts w:ascii="Arial" w:hAnsi="Arial" w:cs="Arial"/>
           <w:sz w:val="20"/>
           <w:szCs w:val="20"/>
-          <w:lang w:val="en-US"/>
-        </w:rPr>
-        <w:t xml:space="preserve"> = fix</w:t>
-      </w:r>
-      <w:r>
+        </w:rPr>
+        <w:t xml:space="preserve"> für Animationsmodus</w:t>
+      </w:r>
+    </w:p>
+    <w:p>
+      <w:pPr>
         <w:rPr>
           <w:rFonts w:ascii="Arial" w:hAnsi="Arial" w:cs="Arial"/>
           <w:sz w:val="20"/>
           <w:szCs w:val="20"/>
-          <w:lang w:val="en-US"/>
-        </w:rPr>
-        <w:t xml:space="preserve"> </w:t>
-      </w:r>
+        </w:rPr>
+      </w:pPr>
       <w:r>
         <w:rPr>
           <w:rFonts w:ascii="Arial" w:hAnsi="Arial" w:cs="Arial"/>
           <w:sz w:val="20"/>
           <w:szCs w:val="20"/>
         </w:rPr>
-        <w:sym w:font="Wingdings" w:char="F0E0"/>
+        <w:t>ZZ</w:t>
       </w:r>
       <w:r>
         <w:rPr>
           <w:rFonts w:ascii="Arial" w:hAnsi="Arial" w:cs="Arial"/>
           <w:sz w:val="20"/>
           <w:szCs w:val="20"/>
-          <w:lang w:val="en-US"/>
-        </w:rPr>
-        <w:t xml:space="preserve"> für</w:t>
+        </w:rPr>
+        <w:t xml:space="preserve"> = Nummer der Animation (derzeit gibt es nur eine, daher wird d</w:t>
       </w:r>
       <w:r>
         <w:rPr>
           <w:rFonts w:ascii="Arial" w:hAnsi="Arial" w:cs="Arial"/>
           <w:sz w:val="20"/>
           <w:szCs w:val="20"/>
-          <w:lang w:val="en-US"/>
-        </w:rPr>
-        <w:t xml:space="preserve"> </w:t>
-      </w:r>
-      <w:proofErr w:type="spellStart"/>
+        </w:rPr>
+        <w:t>as ignoriert</w:t>
+      </w:r>
       <w:r>
         <w:rPr>
           <w:rFonts w:ascii="Arial" w:hAnsi="Arial" w:cs="Arial"/>
           <w:sz w:val="20"/>
           <w:szCs w:val="20"/>
-          <w:lang w:val="en-US"/>
-        </w:rPr>
-        <w:t>Animationsmodus</w:t>
-      </w:r>
-      <w:proofErr w:type="spellEnd"/>
+        </w:rPr>
+        <w:t>)</w:t>
+      </w:r>
     </w:p>
     <w:p>
       <w:pPr>
@@ -4092,88 +4066,23 @@
           <w:szCs w:val="20"/>
         </w:rPr>
       </w:pPr>
+      <w:proofErr w:type="spellStart"/>
       <w:r>
         <w:rPr>
           <w:rFonts w:ascii="Arial" w:hAnsi="Arial" w:cs="Arial"/>
           <w:sz w:val="20"/>
           <w:szCs w:val="20"/>
         </w:rPr>
-        <w:t>ZZ</w:t>
-      </w:r>
+        <w:t>ffffff</w:t>
+      </w:r>
+      <w:proofErr w:type="spellEnd"/>
       <w:r>
         <w:rPr>
           <w:rFonts w:ascii="Arial" w:hAnsi="Arial" w:cs="Arial"/>
           <w:sz w:val="20"/>
           <w:szCs w:val="20"/>
         </w:rPr>
-        <w:t xml:space="preserve"> </w:t>
-      </w:r>
-      <w:r>
-        <w:rPr>
-          <w:rFonts w:ascii="Arial" w:hAnsi="Arial" w:cs="Arial"/>
-          <w:sz w:val="20"/>
-          <w:szCs w:val="20"/>
-        </w:rPr>
-        <w:t xml:space="preserve">= </w:t>
-      </w:r>
-      <w:r>
-        <w:rPr>
-          <w:rFonts w:ascii="Arial" w:hAnsi="Arial" w:cs="Arial"/>
-          <w:sz w:val="20"/>
-          <w:szCs w:val="20"/>
-        </w:rPr>
-        <w:t>Nummer der Animation (derzeit gibt es nur eine, daher wird d</w:t>
-      </w:r>
-      <w:r>
-        <w:rPr>
-          <w:rFonts w:ascii="Arial" w:hAnsi="Arial" w:cs="Arial"/>
-          <w:sz w:val="20"/>
-          <w:szCs w:val="20"/>
-        </w:rPr>
-        <w:t>as ignoriert</w:t>
-      </w:r>
-      <w:r>
-        <w:rPr>
-          <w:rFonts w:ascii="Arial" w:hAnsi="Arial" w:cs="Arial"/>
-          <w:sz w:val="20"/>
-          <w:szCs w:val="20"/>
-        </w:rPr>
-        <w:t>)</w:t>
-      </w:r>
-    </w:p>
-    <w:p>
-      <w:pPr>
-        <w:rPr>
-          <w:rFonts w:ascii="Arial" w:hAnsi="Arial" w:cs="Arial"/>
-          <w:sz w:val="20"/>
-          <w:szCs w:val="20"/>
-        </w:rPr>
-      </w:pPr>
-      <w:proofErr w:type="spellStart"/>
-      <w:r>
-        <w:rPr>
-          <w:rFonts w:ascii="Arial" w:hAnsi="Arial" w:cs="Arial"/>
-          <w:sz w:val="20"/>
-          <w:szCs w:val="20"/>
-        </w:rPr>
-        <w:t>ffffff</w:t>
-      </w:r>
-      <w:proofErr w:type="spellEnd"/>
-      <w:r>
-        <w:rPr>
-          <w:rFonts w:ascii="Arial" w:hAnsi="Arial" w:cs="Arial"/>
-          <w:sz w:val="20"/>
-          <w:szCs w:val="20"/>
-        </w:rPr>
-        <w:t xml:space="preserve"> – </w:t>
-      </w:r>
-      <w:r>
-        <w:rPr>
-          <w:rFonts w:ascii="Arial" w:hAnsi="Arial" w:cs="Arial"/>
-          <w:sz w:val="20"/>
-          <w:szCs w:val="20"/>
-        </w:rPr>
-        <w:t>Farbe in Hex</w:t>
+        <w:t xml:space="preserve"> – Farbe in Hex</w:t>
       </w:r>
     </w:p>
     <w:p>
@@ -4213,18 +4122,10 @@
         <w:t xml:space="preserve"> ist</w:t>
       </w:r>
       <w:r>
-        <w:t xml:space="preserve"> </w:t>
-      </w:r>
-      <w:proofErr w:type="gramStart"/>
-      <w:r>
-        <w:t>NEC</w:t>
-      </w:r>
-      <w:r>
-        <w:t xml:space="preserve"> Code</w:t>
-      </w:r>
-      <w:proofErr w:type="gramEnd"/>
-      <w:r>
-        <w:t xml:space="preserve">, zwischen 3 und </w:t>
+        <w:t xml:space="preserve"> NEC</w:t>
+      </w:r>
+      <w:r>
+        <w:t xml:space="preserve"> Code, zwischen 3 und </w:t>
       </w:r>
       <w:r>
         <w:t>9 Zeichen lang</w:t>
@@ -4256,15 +4157,7 @@
     </w:p>
     <w:p>
       <w:r>
-        <w:t xml:space="preserve">Erst </w:t>
-      </w:r>
-      <w:proofErr w:type="gramStart"/>
-      <w:r>
-        <w:t>V ,</w:t>
-      </w:r>
-      <w:proofErr w:type="gramEnd"/>
-      <w:r>
-        <w:t xml:space="preserve"> dann </w:t>
+        <w:t xml:space="preserve">Erst V , dann </w:t>
       </w:r>
       <w:r>
         <w:t>Nummer, dann 2-Stellig</w:t>
@@ -4554,7 +4447,6 @@
     </w:p>
     <w:p>
       <w:proofErr w:type="spellStart"/>
-      <w:proofErr w:type="gramStart"/>
       <w:r>
         <w:t>H</w:t>
       </w:r>
@@ -4563,11 +4455,7 @@
       </w:r>
       <w:proofErr w:type="spellEnd"/>
       <w:r>
-        <w:t xml:space="preserve">  setzt</w:t>
-      </w:r>
-      <w:proofErr w:type="gramEnd"/>
-      <w:r>
-        <w:t xml:space="preserve"> Solltemperatur</w:t>
+        <w:t xml:space="preserve">  setzt Solltemperatur</w:t>
       </w:r>
     </w:p>
     <w:p>
@@ -4655,16 +4543,11 @@
       </w:r>
     </w:p>
     <w:p>
-      <w:proofErr w:type="gramStart"/>
       <w:r>
         <w:t xml:space="preserve">HT </w:t>
       </w:r>
       <w:r>
-        <w:t>Gerät</w:t>
-      </w:r>
-      <w:proofErr w:type="gramEnd"/>
-      <w:r>
-        <w:t xml:space="preserve"> antwortet mit </w:t>
+        <w:t xml:space="preserve">Gerät antwortet mit </w:t>
       </w:r>
       <w:r>
         <w:t>Status aller Heizungsreglungsparameter</w:t>
@@ -4721,14 +4604,7 @@
       </w:r>
       <w:r>
         <w:br/>
-      </w:r>
-      <w:proofErr w:type="gramStart"/>
-      <w:r>
-        <w:t>ggg  3</w:t>
-      </w:r>
-      <w:proofErr w:type="gramEnd"/>
-      <w:r>
-        <w:t xml:space="preserve"> Stellen Wert (0-255)</w:t>
+        <w:t>ggg  3 Stellen Wert (0-255)</w:t>
       </w:r>
     </w:p>
     <w:p>
@@ -4797,16 +4673,11 @@
         <w:sym w:font="Wingdings" w:char="F0E0"/>
       </w:r>
       <w:r>
-        <w:t xml:space="preserve"> freier </w:t>
-      </w:r>
-      <w:proofErr w:type="gramStart"/>
-      <w:r>
-        <w:t>Text</w:t>
+        <w:t xml:space="preserve"> freier Text</w:t>
       </w:r>
       <w:r>
         <w:t xml:space="preserve"> ,fix</w:t>
       </w:r>
-      <w:proofErr w:type="gramEnd"/>
     </w:p>
     <w:p>
       <w:pPr>
@@ -4846,15 +4717,7 @@
         <w:t>HHH</w:t>
       </w:r>
       <w:r>
-        <w:t xml:space="preserve">: Helligkeit </w:t>
-      </w:r>
-      <w:proofErr w:type="gramStart"/>
-      <w:r>
-        <w:t>3 stellig</w:t>
-      </w:r>
-      <w:proofErr w:type="gramEnd"/>
-      <w:r>
-        <w:t xml:space="preserve"> 0 …255</w:t>
+        <w:t>: Helligkeit 3 stellig 0 …255</w:t>
       </w:r>
     </w:p>
     <w:p>
@@ -5115,15 +4978,7 @@
     </w:p>
     <w:p>
       <w:r>
-        <w:t xml:space="preserve">Danach </w:t>
-      </w:r>
-      <w:proofErr w:type="gramStart"/>
-      <w:r>
-        <w:t>Temperatur,  als</w:t>
-      </w:r>
-      <w:proofErr w:type="gramEnd"/>
-      <w:r>
-        <w:t xml:space="preserve"> </w:t>
+        <w:t xml:space="preserve">Danach Temperatur,  als </w:t>
       </w:r>
       <w:proofErr w:type="spellStart"/>
       <w:r>
